--- a/docx/day3 docx/ACCESS MODIFIERS IN JAVA.docx
+++ b/docx/day3 docx/ACCESS MODIFIERS IN JAVA.docx
@@ -151,297 +151,251 @@
           <w:sz w:val="18"/>
           <w:szCs w:val="18"/>
         </w:rPr>
-        <w:t xml:space="preserve">CLASS </w:t>
-      </w:r>
-      <w:proofErr w:type="gramStart"/>
-      <w:r>
+        <w:t>CLASS BANKACCOUNT{</w:t>
+      </w:r>
+    </w:p>
+    <w:p>
+      <w:pPr>
         <w:rPr>
           <w:color w:val="70AD47" w:themeColor="accent6"/>
           <w:sz w:val="18"/>
           <w:szCs w:val="18"/>
         </w:rPr>
-        <w:t>BANKACCOUNT{</w:t>
-      </w:r>
-      <w:proofErr w:type="gramEnd"/>
-    </w:p>
-    <w:p>
-      <w:pPr>
+      </w:pPr>
+      <w:r>
         <w:rPr>
           <w:color w:val="70AD47" w:themeColor="accent6"/>
           <w:sz w:val="18"/>
           <w:szCs w:val="18"/>
         </w:rPr>
-      </w:pPr>
-      <w:r>
+        <w:t>PUBLIC double balance;</w:t>
+      </w:r>
+    </w:p>
+    <w:p>
+      <w:pPr>
         <w:rPr>
           <w:color w:val="70AD47" w:themeColor="accent6"/>
           <w:sz w:val="18"/>
           <w:szCs w:val="18"/>
         </w:rPr>
-        <w:t>PUBLIC double balance;</w:t>
-      </w:r>
-    </w:p>
-    <w:p>
-      <w:pPr>
+      </w:pPr>
+      <w:r>
         <w:rPr>
           <w:color w:val="70AD47" w:themeColor="accent6"/>
           <w:sz w:val="18"/>
           <w:szCs w:val="18"/>
         </w:rPr>
-      </w:pPr>
-      <w:r>
+        <w:t>}</w:t>
+      </w:r>
+    </w:p>
+    <w:p>
+      <w:pPr>
         <w:rPr>
           <w:color w:val="70AD47" w:themeColor="accent6"/>
           <w:sz w:val="18"/>
           <w:szCs w:val="18"/>
         </w:rPr>
+      </w:pPr>
+    </w:p>
+    <w:p>
+      <w:pPr>
+        <w:rPr>
+          <w:color w:val="70AD47" w:themeColor="accent6"/>
+          <w:sz w:val="18"/>
+          <w:szCs w:val="18"/>
+        </w:rPr>
+      </w:pPr>
+      <w:r>
+        <w:rPr>
+          <w:color w:val="70AD47" w:themeColor="accent6"/>
+          <w:sz w:val="18"/>
+          <w:szCs w:val="18"/>
+        </w:rPr>
+        <w:t>-&gt;Here We have Created the balance as Public so Anyone from outside the class can access it.</w:t>
+      </w:r>
+    </w:p>
+    <w:p>
+      <w:pPr>
+        <w:rPr>
+          <w:color w:val="70AD47" w:themeColor="accent6"/>
+          <w:sz w:val="18"/>
+          <w:szCs w:val="18"/>
+        </w:rPr>
+      </w:pPr>
+    </w:p>
+    <w:p>
+      <w:pPr>
+        <w:rPr>
+          <w:color w:val="70AD47" w:themeColor="accent6"/>
+          <w:sz w:val="18"/>
+          <w:szCs w:val="18"/>
+        </w:rPr>
+      </w:pPr>
+    </w:p>
+    <w:p>
+      <w:pPr>
+        <w:rPr>
+          <w:b/>
+          <w:bCs/>
+          <w:color w:val="323E4F" w:themeColor="text2" w:themeShade="BF"/>
+          <w:sz w:val="18"/>
+          <w:szCs w:val="18"/>
+        </w:rPr>
+      </w:pPr>
+      <w:r>
+        <w:rPr>
+          <w:b/>
+          <w:bCs/>
+          <w:color w:val="323E4F" w:themeColor="text2" w:themeShade="BF"/>
+          <w:sz w:val="18"/>
+          <w:szCs w:val="18"/>
+        </w:rPr>
+        <w:t>PRIVATE ACCESS MODIFIER</w:t>
+      </w:r>
+    </w:p>
+    <w:p>
+      <w:pPr>
+        <w:rPr>
+          <w:color w:val="4472C4" w:themeColor="accent1"/>
+          <w:sz w:val="18"/>
+          <w:szCs w:val="18"/>
+        </w:rPr>
+      </w:pPr>
+      <w:r>
+        <w:rPr>
+          <w:color w:val="4472C4" w:themeColor="accent1"/>
+          <w:sz w:val="18"/>
+          <w:szCs w:val="18"/>
+        </w:rPr>
+        <w:t xml:space="preserve">In this we Can Only Access Inside that Class Only </w:t>
+      </w:r>
+    </w:p>
+    <w:p>
+      <w:pPr>
+        <w:rPr>
+          <w:color w:val="4472C4" w:themeColor="accent1"/>
+          <w:sz w:val="18"/>
+          <w:szCs w:val="18"/>
+        </w:rPr>
+      </w:pPr>
+    </w:p>
+    <w:p>
+      <w:pPr>
+        <w:rPr>
+          <w:color w:val="4472C4" w:themeColor="accent1"/>
+          <w:sz w:val="18"/>
+          <w:szCs w:val="18"/>
+        </w:rPr>
+      </w:pPr>
+      <w:r>
+        <w:rPr>
+          <w:color w:val="4472C4" w:themeColor="accent1"/>
+          <w:sz w:val="18"/>
+          <w:szCs w:val="18"/>
+        </w:rPr>
+        <w:t>CLASS BA {</w:t>
+      </w:r>
+    </w:p>
+    <w:p>
+      <w:pPr>
+        <w:rPr>
+          <w:color w:val="4472C4" w:themeColor="accent1"/>
+          <w:sz w:val="18"/>
+          <w:szCs w:val="18"/>
+        </w:rPr>
+      </w:pPr>
+      <w:r>
+        <w:rPr>
+          <w:color w:val="4472C4" w:themeColor="accent1"/>
+          <w:sz w:val="18"/>
+          <w:szCs w:val="18"/>
+        </w:rPr>
+        <w:t>Private double balance;</w:t>
+      </w:r>
+    </w:p>
+    <w:p>
+      <w:pPr>
+        <w:rPr>
+          <w:color w:val="4472C4" w:themeColor="accent1"/>
+          <w:sz w:val="18"/>
+          <w:szCs w:val="18"/>
+        </w:rPr>
+      </w:pPr>
+      <w:r>
+        <w:rPr>
+          <w:color w:val="4472C4" w:themeColor="accent1"/>
+          <w:sz w:val="18"/>
+          <w:szCs w:val="18"/>
+        </w:rPr>
+        <w:t xml:space="preserve">Void withdraw(){  </w:t>
+      </w:r>
+    </w:p>
+    <w:p>
+      <w:pPr>
+        <w:rPr>
+          <w:color w:val="4472C4" w:themeColor="accent1"/>
+          <w:sz w:val="18"/>
+          <w:szCs w:val="18"/>
+        </w:rPr>
+      </w:pPr>
+      <w:r>
+        <w:rPr>
+          <w:color w:val="4472C4" w:themeColor="accent1"/>
+          <w:sz w:val="18"/>
+          <w:szCs w:val="18"/>
+        </w:rPr>
+        <w:t xml:space="preserve">   Balance--;</w:t>
+      </w:r>
+    </w:p>
+    <w:p>
+      <w:pPr>
+        <w:rPr>
+          <w:color w:val="4472C4" w:themeColor="accent1"/>
+          <w:sz w:val="18"/>
+          <w:szCs w:val="18"/>
+        </w:rPr>
+      </w:pPr>
+      <w:r>
+        <w:rPr>
+          <w:color w:val="4472C4" w:themeColor="accent1"/>
+          <w:sz w:val="18"/>
+          <w:szCs w:val="18"/>
+        </w:rPr>
+        <w:t xml:space="preserve">  }</w:t>
+      </w:r>
+    </w:p>
+    <w:p>
+      <w:pPr>
+        <w:rPr>
+          <w:color w:val="4472C4" w:themeColor="accent1"/>
+          <w:sz w:val="18"/>
+          <w:szCs w:val="18"/>
+        </w:rPr>
+      </w:pPr>
+      <w:r>
+        <w:rPr>
+          <w:color w:val="4472C4" w:themeColor="accent1"/>
+          <w:sz w:val="18"/>
+          <w:szCs w:val="18"/>
+        </w:rPr>
         <w:t>}</w:t>
       </w:r>
     </w:p>
     <w:p>
       <w:pPr>
         <w:rPr>
-          <w:color w:val="70AD47" w:themeColor="accent6"/>
-          <w:sz w:val="18"/>
-          <w:szCs w:val="18"/>
-        </w:rPr>
-      </w:pPr>
-    </w:p>
-    <w:p>
-      <w:pPr>
-        <w:rPr>
-          <w:color w:val="70AD47" w:themeColor="accent6"/>
-          <w:sz w:val="18"/>
-          <w:szCs w:val="18"/>
-        </w:rPr>
-      </w:pPr>
-      <w:r>
-        <w:rPr>
-          <w:color w:val="70AD47" w:themeColor="accent6"/>
-          <w:sz w:val="18"/>
-          <w:szCs w:val="18"/>
-        </w:rPr>
-        <w:t>-&gt;Here We have Created the balance as Public so Anyone from outside the class can access it.</w:t>
-      </w:r>
-    </w:p>
-    <w:p>
-      <w:pPr>
-        <w:rPr>
-          <w:color w:val="70AD47" w:themeColor="accent6"/>
-          <w:sz w:val="18"/>
-          <w:szCs w:val="18"/>
-        </w:rPr>
-      </w:pPr>
-    </w:p>
-    <w:p>
-      <w:pPr>
-        <w:rPr>
-          <w:color w:val="70AD47" w:themeColor="accent6"/>
-          <w:sz w:val="18"/>
-          <w:szCs w:val="18"/>
-        </w:rPr>
-      </w:pPr>
-    </w:p>
-    <w:p>
-      <w:pPr>
-        <w:rPr>
-          <w:b/>
-          <w:bCs/>
-          <w:color w:val="323E4F" w:themeColor="text2" w:themeShade="BF"/>
-          <w:sz w:val="18"/>
-          <w:szCs w:val="18"/>
-        </w:rPr>
-      </w:pPr>
-      <w:r>
-        <w:rPr>
-          <w:b/>
-          <w:bCs/>
-          <w:color w:val="323E4F" w:themeColor="text2" w:themeShade="BF"/>
-          <w:sz w:val="18"/>
-          <w:szCs w:val="18"/>
-        </w:rPr>
-        <w:t>PRIVATE ACCESS MODIFIER</w:t>
-      </w:r>
-    </w:p>
-    <w:p>
-      <w:pPr>
-        <w:rPr>
-          <w:color w:val="4472C4" w:themeColor="accent1"/>
-          <w:sz w:val="18"/>
-          <w:szCs w:val="18"/>
-        </w:rPr>
-      </w:pPr>
-      <w:r>
-        <w:rPr>
-          <w:color w:val="4472C4" w:themeColor="accent1"/>
-          <w:sz w:val="18"/>
-          <w:szCs w:val="18"/>
-        </w:rPr>
-        <w:t xml:space="preserve">In this we Can Only Access Inside that Class Only </w:t>
-      </w:r>
-    </w:p>
-    <w:p>
-      <w:pPr>
-        <w:rPr>
-          <w:color w:val="4472C4" w:themeColor="accent1"/>
-          <w:sz w:val="18"/>
-          <w:szCs w:val="18"/>
-        </w:rPr>
-      </w:pPr>
-    </w:p>
-    <w:p>
-      <w:pPr>
-        <w:rPr>
-          <w:color w:val="4472C4" w:themeColor="accent1"/>
-          <w:sz w:val="18"/>
-          <w:szCs w:val="18"/>
-        </w:rPr>
-      </w:pPr>
-      <w:r>
-        <w:rPr>
-          <w:color w:val="4472C4" w:themeColor="accent1"/>
-          <w:sz w:val="18"/>
-          <w:szCs w:val="18"/>
-        </w:rPr>
-        <w:t>CLASS BA {</w:t>
-      </w:r>
-    </w:p>
-    <w:p>
-      <w:pPr>
-        <w:rPr>
-          <w:color w:val="4472C4" w:themeColor="accent1"/>
-          <w:sz w:val="18"/>
-          <w:szCs w:val="18"/>
-        </w:rPr>
-      </w:pPr>
-      <w:r>
-        <w:rPr>
-          <w:color w:val="4472C4" w:themeColor="accent1"/>
-          <w:sz w:val="18"/>
-          <w:szCs w:val="18"/>
-        </w:rPr>
-        <w:t>Private double balance;</w:t>
-      </w:r>
-    </w:p>
-    <w:p>
-      <w:pPr>
-        <w:rPr>
-          <w:color w:val="4472C4" w:themeColor="accent1"/>
-          <w:sz w:val="18"/>
-          <w:szCs w:val="18"/>
-        </w:rPr>
-      </w:pPr>
-      <w:r>
-        <w:rPr>
-          <w:color w:val="4472C4" w:themeColor="accent1"/>
-          <w:sz w:val="18"/>
-          <w:szCs w:val="18"/>
-        </w:rPr>
-        <w:t xml:space="preserve">Void </w:t>
-      </w:r>
-      <w:proofErr w:type="gramStart"/>
-      <w:r>
-        <w:rPr>
-          <w:color w:val="4472C4" w:themeColor="accent1"/>
-          <w:sz w:val="18"/>
-          <w:szCs w:val="18"/>
-        </w:rPr>
-        <w:t>withdraw(){</w:t>
-      </w:r>
-      <w:proofErr w:type="gramEnd"/>
-      <w:r>
-        <w:rPr>
-          <w:color w:val="4472C4" w:themeColor="accent1"/>
-          <w:sz w:val="18"/>
-          <w:szCs w:val="18"/>
-        </w:rPr>
-        <w:t xml:space="preserve">  </w:t>
-      </w:r>
-    </w:p>
-    <w:p>
-      <w:pPr>
-        <w:rPr>
-          <w:color w:val="4472C4" w:themeColor="accent1"/>
-          <w:sz w:val="18"/>
-          <w:szCs w:val="18"/>
-        </w:rPr>
-      </w:pPr>
-      <w:r>
-        <w:rPr>
-          <w:color w:val="4472C4" w:themeColor="accent1"/>
-          <w:sz w:val="18"/>
-          <w:szCs w:val="18"/>
-        </w:rPr>
-        <w:t xml:space="preserve">   Balance--;</w:t>
-      </w:r>
-    </w:p>
-    <w:p>
-      <w:pPr>
-        <w:rPr>
-          <w:color w:val="4472C4" w:themeColor="accent1"/>
-          <w:sz w:val="18"/>
-          <w:szCs w:val="18"/>
-        </w:rPr>
-      </w:pPr>
-      <w:r>
-        <w:rPr>
-          <w:color w:val="4472C4" w:themeColor="accent1"/>
-          <w:sz w:val="18"/>
-          <w:szCs w:val="18"/>
-        </w:rPr>
-        <w:t xml:space="preserve">  }</w:t>
-      </w:r>
-    </w:p>
-    <w:p>
-      <w:pPr>
-        <w:rPr>
-          <w:color w:val="4472C4" w:themeColor="accent1"/>
-          <w:sz w:val="18"/>
-          <w:szCs w:val="18"/>
-        </w:rPr>
-      </w:pPr>
-      <w:r>
-        <w:rPr>
-          <w:color w:val="4472C4" w:themeColor="accent1"/>
-          <w:sz w:val="18"/>
-          <w:szCs w:val="18"/>
-        </w:rPr>
-        <w:t>}</w:t>
-      </w:r>
-    </w:p>
-    <w:p>
-      <w:pPr>
-        <w:rPr>
-          <w:color w:val="000000" w:themeColor="text1"/>
-          <w:sz w:val="18"/>
-          <w:szCs w:val="18"/>
-        </w:rPr>
-      </w:pPr>
-      <w:r>
-        <w:rPr>
-          <w:color w:val="000000" w:themeColor="text1"/>
-          <w:sz w:val="18"/>
-          <w:szCs w:val="18"/>
-        </w:rPr>
-        <w:t xml:space="preserve">IN </w:t>
-      </w:r>
-      <w:proofErr w:type="gramStart"/>
-      <w:r>
-        <w:rPr>
-          <w:color w:val="000000" w:themeColor="text1"/>
-          <w:sz w:val="18"/>
-          <w:szCs w:val="18"/>
-        </w:rPr>
-        <w:t>THIS  WE</w:t>
-      </w:r>
-      <w:proofErr w:type="gramEnd"/>
-      <w:r>
-        <w:rPr>
-          <w:color w:val="000000" w:themeColor="text1"/>
-          <w:sz w:val="18"/>
-          <w:szCs w:val="18"/>
-        </w:rPr>
-        <w:t xml:space="preserve"> CAN ACCESS BALANCE INSIDE WITHDRAW FUNCTION BECAUSE IT IS INSIDE THAT CLASS BUT WE CANNOT ACCESS IT OUTSIDE THE CLASS</w:t>
+          <w:color w:val="000000" w:themeColor="text1"/>
+          <w:sz w:val="18"/>
+          <w:szCs w:val="18"/>
+        </w:rPr>
+      </w:pPr>
+      <w:r>
+        <w:rPr>
+          <w:color w:val="000000" w:themeColor="text1"/>
+          <w:sz w:val="18"/>
+          <w:szCs w:val="18"/>
+        </w:rPr>
+        <w:t>IN THIS  WE CAN ACCESS BALANCE INSIDE WITHDRAW FUNCTION BECAUSE IT IS INSIDE THAT CLASS BUT WE CANNOT ACCESS IT OUTSIDE THE CLASS</w:t>
       </w:r>
     </w:p>
     <w:p>
@@ -472,64 +426,301 @@
           <w:sz w:val="18"/>
           <w:szCs w:val="18"/>
         </w:rPr>
-        <w:t xml:space="preserve">IF WE MAKE THE WITHDRAW FUNCTION PRIVATE </w:t>
-      </w:r>
-      <w:proofErr w:type="gramStart"/>
+        <w:t xml:space="preserve">IF WE MAKE THE WITHDRAW FUNCTION PRIVATE LIKE  </w:t>
+      </w:r>
+      <w:r>
+        <w:rPr>
+          <w:color w:val="000000" w:themeColor="text1"/>
+          <w:sz w:val="18"/>
+          <w:szCs w:val="18"/>
+        </w:rPr>
+        <w:t xml:space="preserve">PRIVATE VOID WITHDRAW() </w:t>
+      </w:r>
       <w:r>
         <w:rPr>
           <w:color w:val="ED7D31" w:themeColor="accent2"/>
           <w:sz w:val="18"/>
           <w:szCs w:val="18"/>
         </w:rPr>
-        <w:t xml:space="preserve">LIKE  </w:t>
-      </w:r>
-      <w:r>
-        <w:rPr>
-          <w:color w:val="000000" w:themeColor="text1"/>
-          <w:sz w:val="18"/>
-          <w:szCs w:val="18"/>
-        </w:rPr>
-        <w:t>PRIVATE</w:t>
-      </w:r>
-      <w:proofErr w:type="gramEnd"/>
-      <w:r>
-        <w:rPr>
-          <w:color w:val="000000" w:themeColor="text1"/>
-          <w:sz w:val="18"/>
-          <w:szCs w:val="18"/>
-        </w:rPr>
-        <w:t xml:space="preserve"> VOID </w:t>
-      </w:r>
-      <w:proofErr w:type="gramStart"/>
-      <w:r>
-        <w:rPr>
-          <w:color w:val="000000" w:themeColor="text1"/>
-          <w:sz w:val="18"/>
-          <w:szCs w:val="18"/>
-        </w:rPr>
-        <w:t>WITHDRAW(</w:t>
-      </w:r>
-      <w:proofErr w:type="gramEnd"/>
-      <w:r>
-        <w:rPr>
-          <w:color w:val="000000" w:themeColor="text1"/>
-          <w:sz w:val="18"/>
-          <w:szCs w:val="18"/>
-        </w:rPr>
-        <w:t xml:space="preserve">) </w:t>
-      </w:r>
-      <w:r>
-        <w:rPr>
+        <w:t>SO WE CAN ONLY ACCESS IT INSIDE THE CLASS ONLY</w:t>
+      </w:r>
+    </w:p>
+    <w:p>
+      <w:pPr>
+        <w:rPr>
+          <w:color w:val="323E4F" w:themeColor="text2" w:themeShade="BF"/>
+          <w:sz w:val="18"/>
+          <w:szCs w:val="18"/>
+        </w:rPr>
+      </w:pPr>
+    </w:p>
+    <w:p>
+      <w:pPr>
+        <w:rPr>
+          <w:color w:val="323E4F" w:themeColor="text2" w:themeShade="BF"/>
+          <w:sz w:val="18"/>
+          <w:szCs w:val="18"/>
+        </w:rPr>
+      </w:pPr>
+    </w:p>
+    <w:p>
+      <w:pPr>
+        <w:rPr>
+          <w:b/>
+          <w:bCs/>
+          <w:color w:val="5B9BD5" w:themeColor="accent5"/>
+          <w:sz w:val="18"/>
+          <w:szCs w:val="18"/>
+        </w:rPr>
+      </w:pPr>
+      <w:r>
+        <w:rPr>
+          <w:b/>
+          <w:bCs/>
+          <w:color w:val="5B9BD5" w:themeColor="accent5"/>
+          <w:sz w:val="18"/>
+          <w:szCs w:val="18"/>
+        </w:rPr>
+        <w:t>DEFAULT ACCESS MODIFIER</w:t>
+      </w:r>
+    </w:p>
+    <w:p>
+      <w:pPr>
+        <w:rPr>
+          <w:b/>
+          <w:bCs/>
+          <w:color w:val="5B9BD5" w:themeColor="accent5"/>
+          <w:sz w:val="18"/>
+          <w:szCs w:val="18"/>
+        </w:rPr>
+      </w:pPr>
+      <w:r>
+        <w:rPr>
+          <w:b/>
+          <w:bCs/>
+          <w:color w:val="5B9BD5" w:themeColor="accent5"/>
+          <w:sz w:val="18"/>
+          <w:szCs w:val="18"/>
+        </w:rPr>
+        <w:t>This the By Default Access Modifier in Java</w:t>
+      </w:r>
+    </w:p>
+    <w:p>
+      <w:pPr>
+        <w:rPr>
+          <w:b/>
+          <w:bCs/>
+          <w:color w:val="44546A" w:themeColor="text2"/>
+          <w:sz w:val="18"/>
+          <w:szCs w:val="18"/>
+        </w:rPr>
+      </w:pPr>
+      <w:r>
+        <w:rPr>
+          <w:b/>
+          <w:bCs/>
+          <w:color w:val="44546A" w:themeColor="text2"/>
+          <w:sz w:val="18"/>
+          <w:szCs w:val="18"/>
+        </w:rPr>
+        <w:t>In This we Can Only Access Inside Same Package Only</w:t>
+      </w:r>
+    </w:p>
+    <w:p>
+      <w:pPr>
+        <w:rPr>
+          <w:b/>
+          <w:bCs/>
+          <w:color w:val="44546A" w:themeColor="text2"/>
+          <w:sz w:val="18"/>
+          <w:szCs w:val="18"/>
+        </w:rPr>
+      </w:pPr>
+    </w:p>
+    <w:p>
+      <w:pPr>
+        <w:rPr>
+          <w:b/>
+          <w:bCs/>
+          <w:color w:val="44546A" w:themeColor="text2"/>
+          <w:sz w:val="18"/>
+          <w:szCs w:val="18"/>
+        </w:rPr>
+      </w:pPr>
+      <w:r>
+        <w:rPr>
+          <w:b/>
+          <w:bCs/>
+          <w:color w:val="44546A" w:themeColor="text2"/>
+          <w:sz w:val="18"/>
+          <w:szCs w:val="18"/>
+        </w:rPr>
+        <w:t>WHAT IS A PACKAGE ?</w:t>
+      </w:r>
+    </w:p>
+    <w:p>
+      <w:pPr>
+        <w:rPr>
+          <w:b/>
+          <w:bCs/>
+          <w:color w:val="44546A" w:themeColor="text2"/>
+          <w:sz w:val="18"/>
+          <w:szCs w:val="18"/>
+        </w:rPr>
+      </w:pPr>
+      <w:r>
+        <w:rPr>
+          <w:b/>
+          <w:bCs/>
+          <w:color w:val="44546A" w:themeColor="text2"/>
+          <w:sz w:val="18"/>
+          <w:szCs w:val="18"/>
+        </w:rPr>
+        <w:t>A Package Group Similar Classes and Interfaces Together</w:t>
+      </w:r>
+    </w:p>
+    <w:p>
+      <w:pPr>
+        <w:rPr>
+          <w:b/>
+          <w:bCs/>
+          <w:color w:val="44546A" w:themeColor="text2"/>
+          <w:sz w:val="18"/>
+          <w:szCs w:val="18"/>
+        </w:rPr>
+      </w:pPr>
+    </w:p>
+    <w:p>
+      <w:pPr>
+        <w:rPr>
+          <w:b/>
+          <w:bCs/>
+          <w:color w:val="44546A" w:themeColor="text2"/>
+          <w:sz w:val="18"/>
+          <w:szCs w:val="18"/>
+        </w:rPr>
+      </w:pPr>
+    </w:p>
+    <w:p>
+      <w:pPr>
+        <w:rPr>
+          <w:b/>
+          <w:bCs/>
+          <w:color w:val="44546A" w:themeColor="text2"/>
+          <w:sz w:val="18"/>
+          <w:szCs w:val="18"/>
+        </w:rPr>
+      </w:pPr>
+    </w:p>
+    <w:p>
+      <w:pPr>
+        <w:rPr>
+          <w:b/>
+          <w:bCs/>
+          <w:color w:val="44546A" w:themeColor="text2"/>
+          <w:sz w:val="18"/>
+          <w:szCs w:val="18"/>
+        </w:rPr>
+      </w:pPr>
+      <w:r>
+        <w:rPr>
+          <w:b/>
+          <w:bCs/>
+          <w:color w:val="44546A" w:themeColor="text2"/>
+          <w:sz w:val="18"/>
+          <w:szCs w:val="18"/>
+        </w:rPr>
+        <w:t>PROTECTED ACCESS MODIFIER</w:t>
+      </w:r>
+    </w:p>
+    <w:p>
+      <w:pPr>
+        <w:rPr>
+          <w:b/>
+          <w:bCs/>
+          <w:color w:val="44546A" w:themeColor="text2"/>
+          <w:sz w:val="18"/>
+          <w:szCs w:val="18"/>
+        </w:rPr>
+      </w:pPr>
+    </w:p>
+    <w:p>
+      <w:pPr>
+        <w:rPr>
+          <w:b/>
+          <w:bCs/>
           <w:color w:val="ED7D31" w:themeColor="accent2"/>
           <w:sz w:val="18"/>
           <w:szCs w:val="18"/>
         </w:rPr>
-        <w:t>SO WE CAN ONLY ACCESS IT INSIDE THE CLASS ONLY</w:t>
-      </w:r>
-    </w:p>
-    <w:p>
-      <w:pPr>
-        <w:rPr>
+      </w:pPr>
+      <w:r>
+        <w:rPr>
+          <w:b/>
+          <w:bCs/>
+          <w:color w:val="44546A" w:themeColor="text2"/>
+          <w:sz w:val="18"/>
+          <w:szCs w:val="18"/>
+        </w:rPr>
+        <w:t xml:space="preserve">Access   -&gt; </w:t>
+      </w:r>
+      <w:r>
+        <w:rPr>
+          <w:b/>
+          <w:bCs/>
+          <w:color w:val="ED7D31" w:themeColor="accent2"/>
+          <w:sz w:val="18"/>
+          <w:szCs w:val="18"/>
+        </w:rPr>
+        <w:t>INSIDE SAME PACKAGE + INHERITED CLASS</w:t>
+      </w:r>
+      <w:r>
+        <w:rPr>
+          <w:b/>
+          <w:bCs/>
+          <w:color w:val="ED7D31" w:themeColor="accent2"/>
+          <w:sz w:val="18"/>
+          <w:szCs w:val="18"/>
+        </w:rPr>
+        <w:t>(</w:t>
+      </w:r>
+      <w:r>
+        <w:rPr>
+          <w:b/>
+          <w:bCs/>
+          <w:color w:val="000000" w:themeColor="text1"/>
+          <w:sz w:val="18"/>
+          <w:szCs w:val="18"/>
+        </w:rPr>
+        <w:t>EVEN IN ANOTHER PACKAGE</w:t>
+      </w:r>
+      <w:r>
+        <w:rPr>
+          <w:b/>
+          <w:bCs/>
+          <w:color w:val="ED7D31" w:themeColor="accent2"/>
+          <w:sz w:val="18"/>
+          <w:szCs w:val="18"/>
+        </w:rPr>
+        <w:t>) CAN ACCESS</w:t>
+      </w:r>
+    </w:p>
+    <w:p>
+      <w:pPr>
+        <w:rPr>
+          <w:b/>
+          <w:bCs/>
+          <w:color w:val="44546A" w:themeColor="text2"/>
+          <w:sz w:val="18"/>
+          <w:szCs w:val="18"/>
+        </w:rPr>
+      </w:pPr>
+    </w:p>
+    <w:p>
+      <w:pPr>
+        <w:rPr>
+          <w:b/>
+          <w:bCs/>
           <w:color w:val="323E4F" w:themeColor="text2" w:themeShade="BF"/>
           <w:sz w:val="18"/>
           <w:szCs w:val="18"/>
@@ -539,14 +730,67 @@
     <w:p>
       <w:pPr>
         <w:rPr>
+          <w:b/>
+          <w:bCs/>
           <w:color w:val="323E4F" w:themeColor="text2" w:themeShade="BF"/>
           <w:sz w:val="18"/>
           <w:szCs w:val="18"/>
         </w:rPr>
       </w:pPr>
-    </w:p>
-    <w:p>
-      <w:pPr>
+      <w:r>
+        <w:rPr>
+          <w:b/>
+          <w:bCs/>
+          <w:color w:val="323E4F" w:themeColor="text2" w:themeShade="BF"/>
+          <w:sz w:val="18"/>
+          <w:szCs w:val="18"/>
+        </w:rPr>
+        <w:t>PUBLIC</w:t>
+      </w:r>
+    </w:p>
+    <w:p>
+      <w:pPr>
+        <w:rPr>
+          <w:b/>
+          <w:bCs/>
+          <w:color w:val="323E4F" w:themeColor="text2" w:themeShade="BF"/>
+          <w:sz w:val="18"/>
+          <w:szCs w:val="18"/>
+        </w:rPr>
+      </w:pPr>
+      <w:r>
+        <w:rPr>
+          <w:b/>
+          <w:bCs/>
+          <w:color w:val="323E4F" w:themeColor="text2" w:themeShade="BF"/>
+          <w:sz w:val="18"/>
+          <w:szCs w:val="18"/>
+        </w:rPr>
+        <w:t>Can be Accessed by anyone</w:t>
+      </w:r>
+    </w:p>
+    <w:p>
+      <w:pPr>
+        <w:rPr>
+          <w:b/>
+          <w:bCs/>
+          <w:color w:val="323E4F" w:themeColor="text2" w:themeShade="BF"/>
+          <w:sz w:val="18"/>
+          <w:szCs w:val="18"/>
+        </w:rPr>
+      </w:pPr>
+    </w:p>
+    <w:p>
+      <w:pPr>
+        <w:rPr>
+          <w:b/>
+          <w:bCs/>
+          <w:color w:val="000000" w:themeColor="text1"/>
+          <w:sz w:val="18"/>
+          <w:szCs w:val="18"/>
+        </w:rPr>
+      </w:pPr>
+      <w:r>
         <w:rPr>
           <w:b/>
           <w:bCs/>
@@ -554,411 +798,17 @@
           <w:sz w:val="18"/>
           <w:szCs w:val="18"/>
         </w:rPr>
-      </w:pPr>
-      <w:r>
-        <w:rPr>
-          <w:b/>
-          <w:bCs/>
-          <w:color w:val="5B9BD5" w:themeColor="accent5"/>
-          <w:sz w:val="18"/>
-          <w:szCs w:val="18"/>
-        </w:rPr>
-        <w:t>DEFAULT ACCESS MODIFIER</w:t>
-      </w:r>
-    </w:p>
-    <w:p>
-      <w:pPr>
-        <w:rPr>
-          <w:b/>
-          <w:bCs/>
-          <w:color w:val="5B9BD5" w:themeColor="accent5"/>
-          <w:sz w:val="18"/>
-          <w:szCs w:val="18"/>
-        </w:rPr>
-      </w:pPr>
-      <w:r>
-        <w:rPr>
-          <w:b/>
-          <w:bCs/>
-          <w:color w:val="5B9BD5" w:themeColor="accent5"/>
-          <w:sz w:val="18"/>
-          <w:szCs w:val="18"/>
-        </w:rPr>
-        <w:t>This the By Default Access Modifier in Java</w:t>
-      </w:r>
-    </w:p>
-    <w:p>
-      <w:pPr>
-        <w:rPr>
-          <w:b/>
-          <w:bCs/>
-          <w:color w:val="44546A" w:themeColor="text2"/>
-          <w:sz w:val="18"/>
-          <w:szCs w:val="18"/>
-        </w:rPr>
-      </w:pPr>
-      <w:r>
-        <w:rPr>
-          <w:b/>
-          <w:bCs/>
-          <w:color w:val="44546A" w:themeColor="text2"/>
-          <w:sz w:val="18"/>
-          <w:szCs w:val="18"/>
-        </w:rPr>
-        <w:t>In This we Can Only Access Inside Same Package Only</w:t>
-      </w:r>
-    </w:p>
-    <w:p>
-      <w:pPr>
-        <w:rPr>
-          <w:b/>
-          <w:bCs/>
-          <w:color w:val="44546A" w:themeColor="text2"/>
-          <w:sz w:val="18"/>
-          <w:szCs w:val="18"/>
-        </w:rPr>
-      </w:pPr>
-    </w:p>
-    <w:p>
-      <w:pPr>
-        <w:rPr>
-          <w:b/>
-          <w:bCs/>
-          <w:color w:val="44546A" w:themeColor="text2"/>
-          <w:sz w:val="18"/>
-          <w:szCs w:val="18"/>
-        </w:rPr>
-      </w:pPr>
-      <w:r>
-        <w:rPr>
-          <w:b/>
-          <w:bCs/>
-          <w:color w:val="44546A" w:themeColor="text2"/>
-          <w:sz w:val="18"/>
-          <w:szCs w:val="18"/>
-        </w:rPr>
-        <w:t xml:space="preserve">WHAT IS A </w:t>
-      </w:r>
-      <w:proofErr w:type="gramStart"/>
-      <w:r>
-        <w:rPr>
-          <w:b/>
-          <w:bCs/>
-          <w:color w:val="44546A" w:themeColor="text2"/>
-          <w:sz w:val="18"/>
-          <w:szCs w:val="18"/>
-        </w:rPr>
-        <w:t>PACKAGE ?</w:t>
-      </w:r>
-      <w:proofErr w:type="gramEnd"/>
-    </w:p>
-    <w:p>
-      <w:pPr>
-        <w:rPr>
-          <w:b/>
-          <w:bCs/>
-          <w:color w:val="44546A" w:themeColor="text2"/>
-          <w:sz w:val="18"/>
-          <w:szCs w:val="18"/>
-        </w:rPr>
-      </w:pPr>
-      <w:r>
-        <w:rPr>
-          <w:b/>
-          <w:bCs/>
-          <w:color w:val="44546A" w:themeColor="text2"/>
-          <w:sz w:val="18"/>
-          <w:szCs w:val="18"/>
-        </w:rPr>
-        <w:t>A Package Group Similar Classes and Interfaces Together</w:t>
-      </w:r>
-    </w:p>
-    <w:p>
-      <w:pPr>
-        <w:rPr>
-          <w:b/>
-          <w:bCs/>
-          <w:color w:val="44546A" w:themeColor="text2"/>
-          <w:sz w:val="18"/>
-          <w:szCs w:val="18"/>
-        </w:rPr>
-      </w:pPr>
-    </w:p>
-    <w:p>
-      <w:pPr>
-        <w:rPr>
-          <w:b/>
-          <w:bCs/>
-          <w:color w:val="44546A" w:themeColor="text2"/>
-          <w:sz w:val="18"/>
-          <w:szCs w:val="18"/>
-        </w:rPr>
-      </w:pPr>
-    </w:p>
-    <w:p>
-      <w:pPr>
-        <w:rPr>
-          <w:b/>
-          <w:bCs/>
-          <w:color w:val="44546A" w:themeColor="text2"/>
-          <w:sz w:val="18"/>
-          <w:szCs w:val="18"/>
-        </w:rPr>
-      </w:pPr>
-    </w:p>
-    <w:p>
-      <w:pPr>
-        <w:rPr>
-          <w:b/>
-          <w:bCs/>
-          <w:color w:val="44546A" w:themeColor="text2"/>
-          <w:sz w:val="18"/>
-          <w:szCs w:val="18"/>
-        </w:rPr>
-      </w:pPr>
-      <w:r>
-        <w:rPr>
-          <w:b/>
-          <w:bCs/>
-          <w:color w:val="44546A" w:themeColor="text2"/>
-          <w:sz w:val="18"/>
-          <w:szCs w:val="18"/>
-        </w:rPr>
-        <w:t>PROTECTED ACCESS MODIFIER</w:t>
-      </w:r>
-    </w:p>
-    <w:p>
-      <w:pPr>
-        <w:rPr>
-          <w:b/>
-          <w:bCs/>
-          <w:color w:val="44546A" w:themeColor="text2"/>
-          <w:sz w:val="18"/>
-          <w:szCs w:val="18"/>
-        </w:rPr>
-      </w:pPr>
-    </w:p>
-    <w:p>
-      <w:pPr>
-        <w:rPr>
-          <w:b/>
-          <w:bCs/>
-          <w:color w:val="ED7D31" w:themeColor="accent2"/>
-          <w:sz w:val="18"/>
-          <w:szCs w:val="18"/>
-        </w:rPr>
-      </w:pPr>
-      <w:r>
-        <w:rPr>
-          <w:b/>
-          <w:bCs/>
-          <w:color w:val="44546A" w:themeColor="text2"/>
-          <w:sz w:val="18"/>
-          <w:szCs w:val="18"/>
-        </w:rPr>
-        <w:t xml:space="preserve">Access   -&gt; </w:t>
-      </w:r>
-      <w:r>
-        <w:rPr>
-          <w:b/>
-          <w:bCs/>
-          <w:color w:val="ED7D31" w:themeColor="accent2"/>
-          <w:sz w:val="18"/>
-          <w:szCs w:val="18"/>
-        </w:rPr>
-        <w:t xml:space="preserve">INSIDE SAME PACKAGE + INHERITED </w:t>
-      </w:r>
-      <w:proofErr w:type="gramStart"/>
-      <w:r>
-        <w:rPr>
-          <w:b/>
-          <w:bCs/>
-          <w:color w:val="ED7D31" w:themeColor="accent2"/>
-          <w:sz w:val="18"/>
-          <w:szCs w:val="18"/>
-        </w:rPr>
-        <w:t>CLASS</w:t>
-      </w:r>
-      <w:r>
-        <w:rPr>
-          <w:b/>
-          <w:bCs/>
-          <w:color w:val="ED7D31" w:themeColor="accent2"/>
-          <w:sz w:val="18"/>
-          <w:szCs w:val="18"/>
-        </w:rPr>
-        <w:t>(</w:t>
-      </w:r>
-      <w:proofErr w:type="gramEnd"/>
-      <w:r>
-        <w:rPr>
-          <w:b/>
-          <w:bCs/>
-          <w:color w:val="000000" w:themeColor="text1"/>
-          <w:sz w:val="18"/>
-          <w:szCs w:val="18"/>
-        </w:rPr>
-        <w:t>EVEN IN ANOTHER PACKAGE</w:t>
-      </w:r>
-      <w:r>
-        <w:rPr>
-          <w:b/>
-          <w:bCs/>
-          <w:color w:val="ED7D31" w:themeColor="accent2"/>
-          <w:sz w:val="18"/>
-          <w:szCs w:val="18"/>
-        </w:rPr>
-        <w:t>) CAN ACCESS</w:t>
-      </w:r>
-    </w:p>
-    <w:p>
-      <w:pPr>
-        <w:rPr>
-          <w:b/>
-          <w:bCs/>
-          <w:color w:val="44546A" w:themeColor="text2"/>
-          <w:sz w:val="18"/>
-          <w:szCs w:val="18"/>
-        </w:rPr>
-      </w:pPr>
-    </w:p>
-    <w:p>
-      <w:pPr>
-        <w:rPr>
-          <w:b/>
-          <w:bCs/>
-          <w:color w:val="323E4F" w:themeColor="text2" w:themeShade="BF"/>
-          <w:sz w:val="18"/>
-          <w:szCs w:val="18"/>
-        </w:rPr>
-      </w:pPr>
-    </w:p>
-    <w:p>
-      <w:pPr>
-        <w:rPr>
-          <w:b/>
-          <w:bCs/>
-          <w:color w:val="323E4F" w:themeColor="text2" w:themeShade="BF"/>
-          <w:sz w:val="18"/>
-          <w:szCs w:val="18"/>
-        </w:rPr>
-      </w:pPr>
-      <w:r>
-        <w:rPr>
-          <w:b/>
-          <w:bCs/>
-          <w:color w:val="323E4F" w:themeColor="text2" w:themeShade="BF"/>
-          <w:sz w:val="18"/>
-          <w:szCs w:val="18"/>
-        </w:rPr>
-        <w:t>PUBLIC</w:t>
-      </w:r>
-    </w:p>
-    <w:p>
-      <w:pPr>
-        <w:rPr>
-          <w:b/>
-          <w:bCs/>
-          <w:color w:val="323E4F" w:themeColor="text2" w:themeShade="BF"/>
-          <w:sz w:val="18"/>
-          <w:szCs w:val="18"/>
-        </w:rPr>
-      </w:pPr>
-      <w:r>
-        <w:rPr>
-          <w:b/>
-          <w:bCs/>
-          <w:color w:val="323E4F" w:themeColor="text2" w:themeShade="BF"/>
-          <w:sz w:val="18"/>
-          <w:szCs w:val="18"/>
-        </w:rPr>
-        <w:t>Can be Accessed by anyone</w:t>
-      </w:r>
-    </w:p>
-    <w:p>
-      <w:pPr>
-        <w:rPr>
-          <w:b/>
-          <w:bCs/>
-          <w:color w:val="323E4F" w:themeColor="text2" w:themeShade="BF"/>
-          <w:sz w:val="18"/>
-          <w:szCs w:val="18"/>
-        </w:rPr>
-      </w:pPr>
-    </w:p>
-    <w:p>
-      <w:pPr>
-        <w:rPr>
-          <w:b/>
-          <w:bCs/>
-          <w:color w:val="000000" w:themeColor="text1"/>
-          <w:sz w:val="18"/>
-          <w:szCs w:val="18"/>
-        </w:rPr>
-      </w:pPr>
-      <w:r>
-        <w:rPr>
-          <w:b/>
-          <w:bCs/>
-          <w:color w:val="5B9BD5" w:themeColor="accent5"/>
-          <w:sz w:val="18"/>
-          <w:szCs w:val="18"/>
-        </w:rPr>
-        <w:t xml:space="preserve">Private -&gt; </w:t>
-      </w:r>
-      <w:proofErr w:type="gramStart"/>
-      <w:r>
-        <w:rPr>
-          <w:b/>
-          <w:bCs/>
-          <w:color w:val="5B9BD5" w:themeColor="accent5"/>
-          <w:sz w:val="18"/>
-          <w:szCs w:val="18"/>
-        </w:rPr>
-        <w:t>default  -</w:t>
-      </w:r>
-      <w:proofErr w:type="gramEnd"/>
-      <w:r>
-        <w:rPr>
-          <w:b/>
-          <w:bCs/>
-          <w:color w:val="5B9BD5" w:themeColor="accent5"/>
-          <w:sz w:val="18"/>
-          <w:szCs w:val="18"/>
-        </w:rPr>
-        <w:t xml:space="preserve"> Protected -&gt; </w:t>
-      </w:r>
-      <w:proofErr w:type="gramStart"/>
-      <w:r>
-        <w:rPr>
-          <w:b/>
-          <w:bCs/>
-          <w:color w:val="5B9BD5" w:themeColor="accent5"/>
-          <w:sz w:val="18"/>
-          <w:szCs w:val="18"/>
-        </w:rPr>
-        <w:t>public(</w:t>
-      </w:r>
-      <w:r>
-        <w:rPr>
-          <w:b/>
-          <w:bCs/>
-          <w:color w:val="000000" w:themeColor="text1"/>
-          <w:sz w:val="18"/>
-          <w:szCs w:val="18"/>
-        </w:rPr>
-        <w:t xml:space="preserve"> Least</w:t>
-      </w:r>
-      <w:proofErr w:type="gramEnd"/>
-      <w:r>
-        <w:rPr>
-          <w:b/>
-          <w:bCs/>
-          <w:color w:val="000000" w:themeColor="text1"/>
-          <w:sz w:val="18"/>
-          <w:szCs w:val="18"/>
-        </w:rPr>
-        <w:t xml:space="preserve"> Strict)</w:t>
+        <w:t>Private -&gt; default  - Protected -&gt; public(</w:t>
+      </w:r>
+      <w:r>
+        <w:rPr>
+          <w:b/>
+          <w:bCs/>
+          <w:color w:val="000000" w:themeColor="text1"/>
+          <w:sz w:val="18"/>
+          <w:szCs w:val="18"/>
+        </w:rPr>
+        <w:t xml:space="preserve"> Least Strict)</w:t>
       </w:r>
     </w:p>
     <w:p>
@@ -1119,7 +969,6 @@
           <w:szCs w:val="18"/>
         </w:rPr>
       </w:pPr>
-      <w:proofErr w:type="spellStart"/>
       <w:r>
         <w:rPr>
           <w:b/>
@@ -1128,18 +977,7 @@
           <w:sz w:val="18"/>
           <w:szCs w:val="18"/>
         </w:rPr>
-        <w:t>Inhertance</w:t>
-      </w:r>
-      <w:proofErr w:type="spellEnd"/>
-      <w:r>
-        <w:rPr>
-          <w:b/>
-          <w:bCs/>
-          <w:color w:val="7B7B7B" w:themeColor="accent3" w:themeShade="BF"/>
-          <w:sz w:val="18"/>
-          <w:szCs w:val="18"/>
-        </w:rPr>
-        <w:t xml:space="preserve"> is applicable for variable and methods inside the class Not for the Class Itself</w:t>
+        <w:t>Inhertance is applicable for variable and methods inside the class Not for the Class Itself</w:t>
       </w:r>
     </w:p>
     <w:p>
@@ -1214,11 +1052,11 @@
           <w:sz w:val="24"/>
           <w:szCs w:val="24"/>
         </w:rPr>
-        <w:t xml:space="preserve">Class </w:t>
-      </w:r>
-      <w:proofErr w:type="spellStart"/>
-      <w:proofErr w:type="gramStart"/>
-      <w:r>
+        <w:t>Class BankBalance{</w:t>
+      </w:r>
+    </w:p>
+    <w:p>
+      <w:pPr>
         <w:rPr>
           <w:b/>
           <w:bCs/>
@@ -1226,9 +1064,7 @@
           <w:sz w:val="24"/>
           <w:szCs w:val="24"/>
         </w:rPr>
-        <w:t>BankBalance</w:t>
-      </w:r>
-      <w:proofErr w:type="spellEnd"/>
+      </w:pPr>
       <w:r>
         <w:rPr>
           <w:b/>
@@ -1237,9 +1073,8 @@
           <w:sz w:val="24"/>
           <w:szCs w:val="24"/>
         </w:rPr>
-        <w:t>{</w:t>
-      </w:r>
-      <w:proofErr w:type="gramEnd"/>
+        <w:t>Private double balance;</w:t>
+      </w:r>
     </w:p>
     <w:p>
       <w:pPr>
@@ -1259,8 +1094,249 @@
           <w:sz w:val="24"/>
           <w:szCs w:val="24"/>
         </w:rPr>
-        <w:t>Private double balance;</w:t>
-      </w:r>
+        <w:t>)</w:t>
+      </w:r>
+    </w:p>
+    <w:p>
+      <w:pPr>
+        <w:rPr>
+          <w:b/>
+          <w:bCs/>
+          <w:color w:val="7B7B7B" w:themeColor="accent3" w:themeShade="BF"/>
+          <w:sz w:val="28"/>
+          <w:szCs w:val="28"/>
+        </w:rPr>
+      </w:pPr>
+      <w:r>
+        <w:rPr>
+          <w:b/>
+          <w:bCs/>
+          <w:color w:val="7B7B7B" w:themeColor="accent3" w:themeShade="BF"/>
+          <w:sz w:val="28"/>
+          <w:szCs w:val="28"/>
+        </w:rPr>
+        <w:t>BankBalance obj = new BankBalance();</w:t>
+      </w:r>
+    </w:p>
+    <w:p>
+      <w:pPr>
+        <w:rPr>
+          <w:b/>
+          <w:bCs/>
+          <w:color w:val="ED7D31" w:themeColor="accent2"/>
+          <w:sz w:val="28"/>
+          <w:szCs w:val="28"/>
+        </w:rPr>
+      </w:pPr>
+      <w:r>
+        <w:rPr>
+          <w:b/>
+          <w:bCs/>
+          <w:color w:val="ED7D31" w:themeColor="accent2"/>
+          <w:sz w:val="28"/>
+          <w:szCs w:val="28"/>
+        </w:rPr>
+        <w:t xml:space="preserve">Obj.balance </w:t>
+      </w:r>
+    </w:p>
+    <w:p>
+      <w:pPr>
+        <w:rPr>
+          <w:b/>
+          <w:bCs/>
+          <w:color w:val="EE0000"/>
+          <w:sz w:val="28"/>
+          <w:szCs w:val="28"/>
+        </w:rPr>
+      </w:pPr>
+      <w:r>
+        <w:rPr>
+          <w:b/>
+          <w:bCs/>
+          <w:color w:val="EE0000"/>
+          <w:sz w:val="28"/>
+          <w:szCs w:val="28"/>
+        </w:rPr>
+        <w:t>ERROR</w:t>
+      </w:r>
+      <w:r>
+        <w:rPr>
+          <w:b/>
+          <w:bCs/>
+          <w:color w:val="EE0000"/>
+          <w:sz w:val="28"/>
+          <w:szCs w:val="28"/>
+        </w:rPr>
+        <w:t xml:space="preserve"> - &gt;  Cannot Access Private Members</w:t>
+      </w:r>
+    </w:p>
+    <w:p>
+      <w:pPr>
+        <w:rPr>
+          <w:b/>
+          <w:bCs/>
+          <w:color w:val="EE0000"/>
+          <w:sz w:val="28"/>
+          <w:szCs w:val="28"/>
+        </w:rPr>
+      </w:pPr>
+      <w:r>
+        <w:rPr>
+          <w:b/>
+          <w:bCs/>
+          <w:color w:val="EE0000"/>
+          <w:sz w:val="28"/>
+          <w:szCs w:val="28"/>
+        </w:rPr>
+        <w:lastRenderedPageBreak/>
+        <w:t>SO HOW TO ACESS THE BANK BALANCE IF I WANT TO INCREASE OR DECREASE THE BALANCE</w:t>
+      </w:r>
+    </w:p>
+    <w:p>
+      <w:pPr>
+        <w:rPr>
+          <w:b/>
+          <w:bCs/>
+          <w:color w:val="EE0000"/>
+          <w:sz w:val="28"/>
+          <w:szCs w:val="28"/>
+        </w:rPr>
+      </w:pPr>
+    </w:p>
+    <w:p>
+      <w:pPr>
+        <w:rPr>
+          <w:b/>
+          <w:bCs/>
+          <w:color w:val="ED7D31" w:themeColor="accent2"/>
+          <w:sz w:val="28"/>
+          <w:szCs w:val="28"/>
+        </w:rPr>
+      </w:pPr>
+      <w:r>
+        <w:rPr>
+          <w:b/>
+          <w:bCs/>
+          <w:color w:val="ED7D31" w:themeColor="accent2"/>
+          <w:sz w:val="28"/>
+          <w:szCs w:val="28"/>
+        </w:rPr>
+        <w:t>IN THIS CASE WE USE ENCAPSULATION</w:t>
+      </w:r>
+    </w:p>
+    <w:p>
+      <w:pPr>
+        <w:rPr>
+          <w:b/>
+          <w:bCs/>
+          <w:color w:val="ED7D31" w:themeColor="accent2"/>
+          <w:sz w:val="28"/>
+          <w:szCs w:val="28"/>
+        </w:rPr>
+      </w:pPr>
+    </w:p>
+    <w:p>
+      <w:pPr>
+        <w:rPr>
+          <w:b/>
+          <w:bCs/>
+          <w:color w:val="70AD47" w:themeColor="accent6"/>
+          <w:sz w:val="48"/>
+          <w:szCs w:val="48"/>
+        </w:rPr>
+      </w:pPr>
+      <w:r>
+        <w:rPr>
+          <w:b/>
+          <w:bCs/>
+          <w:color w:val="ED7D31" w:themeColor="accent2"/>
+          <w:sz w:val="28"/>
+          <w:szCs w:val="28"/>
+        </w:rPr>
+        <w:t>ENCAPSULATION -&gt;</w:t>
+      </w:r>
+      <w:r>
+        <w:rPr>
+          <w:b/>
+          <w:bCs/>
+          <w:color w:val="70AD47" w:themeColor="accent6"/>
+          <w:sz w:val="28"/>
+          <w:szCs w:val="28"/>
+        </w:rPr>
+        <w:t xml:space="preserve"> IT says make the data private and Give the Access    of that data Through</w:t>
+      </w:r>
+      <w:r>
+        <w:rPr>
+          <w:b/>
+          <w:bCs/>
+          <w:color w:val="70AD47" w:themeColor="accent6"/>
+          <w:sz w:val="48"/>
+          <w:szCs w:val="48"/>
+        </w:rPr>
+        <w:t xml:space="preserve"> </w:t>
+      </w:r>
+      <w:r>
+        <w:rPr>
+          <w:b/>
+          <w:bCs/>
+          <w:color w:val="70AD47" w:themeColor="accent6"/>
+          <w:sz w:val="48"/>
+          <w:szCs w:val="48"/>
+        </w:rPr>
+        <w:t>M</w:t>
+      </w:r>
+      <w:r>
+        <w:rPr>
+          <w:b/>
+          <w:bCs/>
+          <w:color w:val="70AD47" w:themeColor="accent6"/>
+          <w:sz w:val="48"/>
+          <w:szCs w:val="48"/>
+        </w:rPr>
+        <w:t>ethods</w:t>
+      </w:r>
+    </w:p>
+    <w:p>
+      <w:pPr>
+        <w:rPr>
+          <w:b/>
+          <w:bCs/>
+          <w:color w:val="70AD47" w:themeColor="accent6"/>
+          <w:sz w:val="48"/>
+          <w:szCs w:val="48"/>
+        </w:rPr>
+      </w:pPr>
+    </w:p>
+    <w:p>
+      <w:pPr>
+        <w:rPr>
+          <w:b/>
+          <w:bCs/>
+          <w:color w:val="70AD47" w:themeColor="accent6"/>
+          <w:szCs w:val="22"/>
+        </w:rPr>
+      </w:pPr>
+      <w:r>
+        <w:rPr>
+          <w:b/>
+          <w:bCs/>
+          <w:color w:val="70AD47" w:themeColor="accent6"/>
+          <w:szCs w:val="22"/>
+          <w:highlight w:val="green"/>
+        </w:rPr>
+        <w:t>Encapsulation means wrapping data and the methods that work on that data into a single unit (like a class). It keeps the data safe by hiding it from direct outside access, only allowing interaction through specific public methods.</w:t>
+      </w:r>
+    </w:p>
+    <w:p>
+      <w:pPr>
+        <w:rPr>
+          <w:b/>
+          <w:bCs/>
+          <w:color w:val="70AD47" w:themeColor="accent6"/>
+          <w:sz w:val="48"/>
+          <w:szCs w:val="48"/>
+        </w:rPr>
+      </w:pPr>
     </w:p>
     <w:p>
       <w:pPr>
@@ -1280,351 +1356,8 @@
           <w:sz w:val="24"/>
           <w:szCs w:val="24"/>
         </w:rPr>
-        <w:t>)</w:t>
-      </w:r>
-    </w:p>
-    <w:p>
-      <w:pPr>
-        <w:rPr>
-          <w:b/>
-          <w:bCs/>
-          <w:color w:val="7B7B7B" w:themeColor="accent3" w:themeShade="BF"/>
-          <w:sz w:val="28"/>
-          <w:szCs w:val="28"/>
-        </w:rPr>
-      </w:pPr>
-      <w:proofErr w:type="spellStart"/>
-      <w:r>
-        <w:rPr>
-          <w:b/>
-          <w:bCs/>
-          <w:color w:val="7B7B7B" w:themeColor="accent3" w:themeShade="BF"/>
-          <w:sz w:val="28"/>
-          <w:szCs w:val="28"/>
-        </w:rPr>
-        <w:t>BankBalance</w:t>
-      </w:r>
-      <w:proofErr w:type="spellEnd"/>
-      <w:r>
-        <w:rPr>
-          <w:b/>
-          <w:bCs/>
-          <w:color w:val="7B7B7B" w:themeColor="accent3" w:themeShade="BF"/>
-          <w:sz w:val="28"/>
-          <w:szCs w:val="28"/>
-        </w:rPr>
-        <w:t xml:space="preserve"> </w:t>
-      </w:r>
-      <w:proofErr w:type="spellStart"/>
-      <w:r>
-        <w:rPr>
-          <w:b/>
-          <w:bCs/>
-          <w:color w:val="7B7B7B" w:themeColor="accent3" w:themeShade="BF"/>
-          <w:sz w:val="28"/>
-          <w:szCs w:val="28"/>
-        </w:rPr>
-        <w:t>obj</w:t>
-      </w:r>
-      <w:proofErr w:type="spellEnd"/>
-      <w:r>
-        <w:rPr>
-          <w:b/>
-          <w:bCs/>
-          <w:color w:val="7B7B7B" w:themeColor="accent3" w:themeShade="BF"/>
-          <w:sz w:val="28"/>
-          <w:szCs w:val="28"/>
-        </w:rPr>
-        <w:t xml:space="preserve"> = new </w:t>
-      </w:r>
-      <w:proofErr w:type="spellStart"/>
-      <w:proofErr w:type="gramStart"/>
-      <w:r>
-        <w:rPr>
-          <w:b/>
-          <w:bCs/>
-          <w:color w:val="7B7B7B" w:themeColor="accent3" w:themeShade="BF"/>
-          <w:sz w:val="28"/>
-          <w:szCs w:val="28"/>
-        </w:rPr>
-        <w:t>BankBalance</w:t>
-      </w:r>
-      <w:proofErr w:type="spellEnd"/>
-      <w:r>
-        <w:rPr>
-          <w:b/>
-          <w:bCs/>
-          <w:color w:val="7B7B7B" w:themeColor="accent3" w:themeShade="BF"/>
-          <w:sz w:val="28"/>
-          <w:szCs w:val="28"/>
-        </w:rPr>
-        <w:t>(</w:t>
-      </w:r>
-      <w:proofErr w:type="gramEnd"/>
-      <w:r>
-        <w:rPr>
-          <w:b/>
-          <w:bCs/>
-          <w:color w:val="7B7B7B" w:themeColor="accent3" w:themeShade="BF"/>
-          <w:sz w:val="28"/>
-          <w:szCs w:val="28"/>
-        </w:rPr>
-        <w:t>);</w:t>
-      </w:r>
-    </w:p>
-    <w:p>
-      <w:pPr>
-        <w:rPr>
-          <w:b/>
-          <w:bCs/>
-          <w:color w:val="ED7D31" w:themeColor="accent2"/>
-          <w:sz w:val="28"/>
-          <w:szCs w:val="28"/>
-        </w:rPr>
-      </w:pPr>
-      <w:proofErr w:type="spellStart"/>
-      <w:r>
-        <w:rPr>
-          <w:b/>
-          <w:bCs/>
-          <w:color w:val="ED7D31" w:themeColor="accent2"/>
-          <w:sz w:val="28"/>
-          <w:szCs w:val="28"/>
-        </w:rPr>
-        <w:t>Obj.balance</w:t>
-      </w:r>
-      <w:proofErr w:type="spellEnd"/>
-      <w:r>
-        <w:rPr>
-          <w:b/>
-          <w:bCs/>
-          <w:color w:val="ED7D31" w:themeColor="accent2"/>
-          <w:sz w:val="28"/>
-          <w:szCs w:val="28"/>
-        </w:rPr>
-        <w:t xml:space="preserve"> </w:t>
-      </w:r>
-    </w:p>
-    <w:p>
-      <w:pPr>
-        <w:rPr>
-          <w:b/>
-          <w:bCs/>
-          <w:color w:val="EE0000"/>
-          <w:sz w:val="28"/>
-          <w:szCs w:val="28"/>
-        </w:rPr>
-      </w:pPr>
-      <w:r>
-        <w:rPr>
-          <w:b/>
-          <w:bCs/>
-          <w:color w:val="EE0000"/>
-          <w:sz w:val="28"/>
-          <w:szCs w:val="28"/>
-        </w:rPr>
-        <w:t>ERROR</w:t>
-      </w:r>
-      <w:r>
-        <w:rPr>
-          <w:b/>
-          <w:bCs/>
-          <w:color w:val="EE0000"/>
-          <w:sz w:val="28"/>
-          <w:szCs w:val="28"/>
-        </w:rPr>
-        <w:t xml:space="preserve"> - </w:t>
-      </w:r>
-      <w:proofErr w:type="gramStart"/>
-      <w:r>
-        <w:rPr>
-          <w:b/>
-          <w:bCs/>
-          <w:color w:val="EE0000"/>
-          <w:sz w:val="28"/>
-          <w:szCs w:val="28"/>
-        </w:rPr>
-        <w:t>&gt;  Cannot</w:t>
-      </w:r>
-      <w:proofErr w:type="gramEnd"/>
-      <w:r>
-        <w:rPr>
-          <w:b/>
-          <w:bCs/>
-          <w:color w:val="EE0000"/>
-          <w:sz w:val="28"/>
-          <w:szCs w:val="28"/>
-        </w:rPr>
-        <w:t xml:space="preserve"> Access Private Members</w:t>
-      </w:r>
-    </w:p>
-    <w:p>
-      <w:pPr>
-        <w:rPr>
-          <w:b/>
-          <w:bCs/>
-          <w:color w:val="EE0000"/>
-          <w:sz w:val="28"/>
-          <w:szCs w:val="28"/>
-        </w:rPr>
-      </w:pPr>
-      <w:r>
-        <w:rPr>
-          <w:b/>
-          <w:bCs/>
-          <w:color w:val="EE0000"/>
-          <w:sz w:val="28"/>
-          <w:szCs w:val="28"/>
-        </w:rPr>
-        <w:lastRenderedPageBreak/>
-        <w:t>SO HOW TO ACESS THE BANK BALANCE IF I WANT TO INCREASE OR DECREASE THE BALANCE</w:t>
-      </w:r>
-    </w:p>
-    <w:p>
-      <w:pPr>
-        <w:rPr>
-          <w:b/>
-          <w:bCs/>
-          <w:color w:val="EE0000"/>
-          <w:sz w:val="28"/>
-          <w:szCs w:val="28"/>
-        </w:rPr>
-      </w:pPr>
-    </w:p>
-    <w:p>
-      <w:pPr>
-        <w:rPr>
-          <w:b/>
-          <w:bCs/>
-          <w:color w:val="ED7D31" w:themeColor="accent2"/>
-          <w:sz w:val="28"/>
-          <w:szCs w:val="28"/>
-        </w:rPr>
-      </w:pPr>
-      <w:r>
-        <w:rPr>
-          <w:b/>
-          <w:bCs/>
-          <w:color w:val="ED7D31" w:themeColor="accent2"/>
-          <w:sz w:val="28"/>
-          <w:szCs w:val="28"/>
-        </w:rPr>
-        <w:t>IN THIS CASE WE USE ENCAPSULATION</w:t>
-      </w:r>
-    </w:p>
-    <w:p>
-      <w:pPr>
-        <w:rPr>
-          <w:b/>
-          <w:bCs/>
-          <w:color w:val="ED7D31" w:themeColor="accent2"/>
-          <w:sz w:val="28"/>
-          <w:szCs w:val="28"/>
-        </w:rPr>
-      </w:pPr>
-    </w:p>
-    <w:p>
-      <w:pPr>
-        <w:rPr>
-          <w:b/>
-          <w:bCs/>
-          <w:color w:val="70AD47" w:themeColor="accent6"/>
-          <w:sz w:val="48"/>
-          <w:szCs w:val="48"/>
-        </w:rPr>
-      </w:pPr>
-      <w:r>
-        <w:rPr>
-          <w:b/>
-          <w:bCs/>
-          <w:color w:val="ED7D31" w:themeColor="accent2"/>
-          <w:sz w:val="28"/>
-          <w:szCs w:val="28"/>
-        </w:rPr>
-        <w:t>ENCAPSULATION -&gt;</w:t>
-      </w:r>
-      <w:r>
-        <w:rPr>
-          <w:b/>
-          <w:bCs/>
-          <w:color w:val="70AD47" w:themeColor="accent6"/>
-          <w:sz w:val="28"/>
-          <w:szCs w:val="28"/>
-        </w:rPr>
-        <w:t xml:space="preserve"> IT says make the data private and Give the Access    of that data Through</w:t>
-      </w:r>
-      <w:r>
-        <w:rPr>
-          <w:b/>
-          <w:bCs/>
-          <w:color w:val="70AD47" w:themeColor="accent6"/>
-          <w:sz w:val="48"/>
-          <w:szCs w:val="48"/>
-        </w:rPr>
-        <w:t xml:space="preserve"> </w:t>
-      </w:r>
-      <w:r>
-        <w:rPr>
-          <w:b/>
-          <w:bCs/>
-          <w:color w:val="70AD47" w:themeColor="accent6"/>
-          <w:sz w:val="48"/>
-          <w:szCs w:val="48"/>
-        </w:rPr>
-        <w:t>M</w:t>
-      </w:r>
-      <w:r>
-        <w:rPr>
-          <w:b/>
-          <w:bCs/>
-          <w:color w:val="70AD47" w:themeColor="accent6"/>
-          <w:sz w:val="48"/>
-          <w:szCs w:val="48"/>
-        </w:rPr>
-        <w:t>ethods</w:t>
-      </w:r>
-    </w:p>
-    <w:p>
-      <w:pPr>
-        <w:rPr>
-          <w:b/>
-          <w:bCs/>
-          <w:color w:val="70AD47" w:themeColor="accent6"/>
-          <w:sz w:val="48"/>
-          <w:szCs w:val="48"/>
-        </w:rPr>
-      </w:pPr>
-    </w:p>
-    <w:p>
-      <w:pPr>
-        <w:rPr>
-          <w:b/>
-          <w:bCs/>
-          <w:color w:val="70AD47" w:themeColor="accent6"/>
-          <w:szCs w:val="22"/>
-        </w:rPr>
-      </w:pPr>
-      <w:r>
-        <w:rPr>
-          <w:b/>
-          <w:bCs/>
-          <w:color w:val="70AD47" w:themeColor="accent6"/>
-          <w:szCs w:val="22"/>
-          <w:highlight w:val="green"/>
-        </w:rPr>
-        <w:t>Encapsulation means wrapping data and the methods that work on that data into a single unit (like a class). It keeps the data safe by hiding it from direct outside access, only allowing interaction through specific public methods.</w:t>
-      </w:r>
-    </w:p>
-    <w:p>
-      <w:pPr>
-        <w:rPr>
-          <w:b/>
-          <w:bCs/>
-          <w:color w:val="70AD47" w:themeColor="accent6"/>
-          <w:sz w:val="48"/>
-          <w:szCs w:val="48"/>
-        </w:rPr>
-      </w:pPr>
+        <w:t>Class BankBalance{</w:t>
+      </w:r>
     </w:p>
     <w:p>
       <w:pPr>
@@ -1644,11 +1377,147 @@
           <w:sz w:val="24"/>
           <w:szCs w:val="24"/>
         </w:rPr>
-        <w:t xml:space="preserve">Class </w:t>
-      </w:r>
-      <w:proofErr w:type="spellStart"/>
-      <w:proofErr w:type="gramStart"/>
-      <w:r>
+        <w:t>Private double balance;</w:t>
+      </w:r>
+    </w:p>
+    <w:p>
+      <w:pPr>
+        <w:rPr>
+          <w:b/>
+          <w:bCs/>
+          <w:color w:val="00B050"/>
+          <w:sz w:val="24"/>
+          <w:szCs w:val="24"/>
+        </w:rPr>
+      </w:pPr>
+      <w:r>
+        <w:rPr>
+          <w:b/>
+          <w:bCs/>
+          <w:color w:val="00B050"/>
+          <w:sz w:val="24"/>
+          <w:szCs w:val="24"/>
+        </w:rPr>
+        <w:t>Void deposit(int amount){</w:t>
+      </w:r>
+    </w:p>
+    <w:p>
+      <w:pPr>
+        <w:rPr>
+          <w:b/>
+          <w:bCs/>
+          <w:color w:val="00B050"/>
+          <w:sz w:val="24"/>
+          <w:szCs w:val="24"/>
+        </w:rPr>
+      </w:pPr>
+      <w:r>
+        <w:rPr>
+          <w:b/>
+          <w:bCs/>
+          <w:color w:val="00B050"/>
+          <w:sz w:val="24"/>
+          <w:szCs w:val="24"/>
+        </w:rPr>
+        <w:t xml:space="preserve">     Balance = balance + amount;</w:t>
+      </w:r>
+    </w:p>
+    <w:p>
+      <w:pPr>
+        <w:rPr>
+          <w:b/>
+          <w:bCs/>
+          <w:color w:val="00B050"/>
+          <w:sz w:val="24"/>
+          <w:szCs w:val="24"/>
+        </w:rPr>
+      </w:pPr>
+      <w:r>
+        <w:rPr>
+          <w:b/>
+          <w:bCs/>
+          <w:color w:val="00B050"/>
+          <w:sz w:val="24"/>
+          <w:szCs w:val="24"/>
+        </w:rPr>
+        <w:t xml:space="preserve">     } </w:t>
+      </w:r>
+    </w:p>
+    <w:p>
+      <w:pPr>
+        <w:rPr>
+          <w:b/>
+          <w:bCs/>
+          <w:color w:val="2E74B5" w:themeColor="accent5" w:themeShade="BF"/>
+          <w:sz w:val="24"/>
+          <w:szCs w:val="24"/>
+        </w:rPr>
+      </w:pPr>
+      <w:r>
+        <w:rPr>
+          <w:b/>
+          <w:bCs/>
+          <w:color w:val="2E74B5" w:themeColor="accent5" w:themeShade="BF"/>
+          <w:sz w:val="24"/>
+          <w:szCs w:val="24"/>
+        </w:rPr>
+        <w:t>Void withdraw(int amount){</w:t>
+      </w:r>
+    </w:p>
+    <w:p>
+      <w:pPr>
+        <w:rPr>
+          <w:b/>
+          <w:bCs/>
+          <w:color w:val="2E74B5" w:themeColor="accent5" w:themeShade="BF"/>
+          <w:sz w:val="24"/>
+          <w:szCs w:val="24"/>
+        </w:rPr>
+      </w:pPr>
+      <w:r>
+        <w:rPr>
+          <w:b/>
+          <w:bCs/>
+          <w:color w:val="2E74B5" w:themeColor="accent5" w:themeShade="BF"/>
+          <w:sz w:val="24"/>
+          <w:szCs w:val="24"/>
+        </w:rPr>
+        <w:t xml:space="preserve">    Balance -= amount;</w:t>
+      </w:r>
+    </w:p>
+    <w:p>
+      <w:pPr>
+        <w:rPr>
+          <w:b/>
+          <w:bCs/>
+          <w:color w:val="2E74B5" w:themeColor="accent5" w:themeShade="BF"/>
+          <w:sz w:val="24"/>
+          <w:szCs w:val="24"/>
+        </w:rPr>
+      </w:pPr>
+      <w:r>
+        <w:rPr>
+          <w:b/>
+          <w:bCs/>
+          <w:color w:val="2E74B5" w:themeColor="accent5" w:themeShade="BF"/>
+          <w:sz w:val="24"/>
+          <w:szCs w:val="24"/>
+        </w:rPr>
+        <w:t xml:space="preserve">     </w:t>
+      </w:r>
+      <w:r>
+        <w:rPr>
+          <w:b/>
+          <w:bCs/>
+          <w:color w:val="2E74B5" w:themeColor="accent5" w:themeShade="BF"/>
+          <w:sz w:val="24"/>
+          <w:szCs w:val="24"/>
+        </w:rPr>
+        <w:t>}</w:t>
+      </w:r>
+    </w:p>
+    <w:p>
+      <w:pPr>
         <w:rPr>
           <w:b/>
           <w:bCs/>
@@ -1656,9 +1525,7 @@
           <w:sz w:val="24"/>
           <w:szCs w:val="24"/>
         </w:rPr>
-        <w:t>BankBalance</w:t>
-      </w:r>
-      <w:proofErr w:type="spellEnd"/>
+      </w:pPr>
       <w:r>
         <w:rPr>
           <w:b/>
@@ -1667,9 +1534,8 @@
           <w:sz w:val="24"/>
           <w:szCs w:val="24"/>
         </w:rPr>
-        <w:t>{</w:t>
-      </w:r>
-      <w:proofErr w:type="gramEnd"/>
+        <w:t>)</w:t>
+      </w:r>
     </w:p>
     <w:p>
       <w:pPr>
@@ -1681,7 +1547,9 @@
           <w:szCs w:val="24"/>
         </w:rPr>
       </w:pPr>
-      <w:r>
+    </w:p>
+    <w:p>
+      <w:pPr>
         <w:rPr>
           <w:b/>
           <w:bCs/>
@@ -1689,215 +1557,8 @@
           <w:sz w:val="24"/>
           <w:szCs w:val="24"/>
         </w:rPr>
-        <w:t>Private double balance;</w:t>
-      </w:r>
-    </w:p>
-    <w:p>
-      <w:pPr>
-        <w:rPr>
-          <w:b/>
-          <w:bCs/>
-          <w:color w:val="00B050"/>
-          <w:sz w:val="24"/>
-          <w:szCs w:val="24"/>
-        </w:rPr>
-      </w:pPr>
-      <w:r>
-        <w:rPr>
-          <w:b/>
-          <w:bCs/>
-          <w:color w:val="00B050"/>
-          <w:sz w:val="24"/>
-          <w:szCs w:val="24"/>
-        </w:rPr>
-        <w:t xml:space="preserve">Void </w:t>
-      </w:r>
-      <w:proofErr w:type="gramStart"/>
-      <w:r>
-        <w:rPr>
-          <w:b/>
-          <w:bCs/>
-          <w:color w:val="00B050"/>
-          <w:sz w:val="24"/>
-          <w:szCs w:val="24"/>
-        </w:rPr>
-        <w:t>deposit(</w:t>
-      </w:r>
-      <w:proofErr w:type="gramEnd"/>
-      <w:r>
-        <w:rPr>
-          <w:b/>
-          <w:bCs/>
-          <w:color w:val="00B050"/>
-          <w:sz w:val="24"/>
-          <w:szCs w:val="24"/>
-        </w:rPr>
-        <w:t xml:space="preserve">int </w:t>
-      </w:r>
-      <w:proofErr w:type="gramStart"/>
-      <w:r>
-        <w:rPr>
-          <w:b/>
-          <w:bCs/>
-          <w:color w:val="00B050"/>
-          <w:sz w:val="24"/>
-          <w:szCs w:val="24"/>
-        </w:rPr>
-        <w:t>amount){</w:t>
-      </w:r>
-      <w:proofErr w:type="gramEnd"/>
-    </w:p>
-    <w:p>
-      <w:pPr>
-        <w:rPr>
-          <w:b/>
-          <w:bCs/>
-          <w:color w:val="00B050"/>
-          <w:sz w:val="24"/>
-          <w:szCs w:val="24"/>
-        </w:rPr>
-      </w:pPr>
-      <w:r>
-        <w:rPr>
-          <w:b/>
-          <w:bCs/>
-          <w:color w:val="00B050"/>
-          <w:sz w:val="24"/>
-          <w:szCs w:val="24"/>
-        </w:rPr>
-        <w:t xml:space="preserve">     Balance = balance + amount;</w:t>
-      </w:r>
-    </w:p>
-    <w:p>
-      <w:pPr>
-        <w:rPr>
-          <w:b/>
-          <w:bCs/>
-          <w:color w:val="00B050"/>
-          <w:sz w:val="24"/>
-          <w:szCs w:val="24"/>
-        </w:rPr>
-      </w:pPr>
-      <w:r>
-        <w:rPr>
-          <w:b/>
-          <w:bCs/>
-          <w:color w:val="00B050"/>
-          <w:sz w:val="24"/>
-          <w:szCs w:val="24"/>
-        </w:rPr>
-        <w:t xml:space="preserve">     } </w:t>
-      </w:r>
-    </w:p>
-    <w:p>
-      <w:pPr>
-        <w:rPr>
-          <w:b/>
-          <w:bCs/>
-          <w:color w:val="2E74B5" w:themeColor="accent5" w:themeShade="BF"/>
-          <w:sz w:val="24"/>
-          <w:szCs w:val="24"/>
-        </w:rPr>
-      </w:pPr>
-      <w:r>
-        <w:rPr>
-          <w:b/>
-          <w:bCs/>
-          <w:color w:val="2E74B5" w:themeColor="accent5" w:themeShade="BF"/>
-          <w:sz w:val="24"/>
-          <w:szCs w:val="24"/>
-        </w:rPr>
-        <w:t xml:space="preserve">Void </w:t>
-      </w:r>
-      <w:proofErr w:type="gramStart"/>
-      <w:r>
-        <w:rPr>
-          <w:b/>
-          <w:bCs/>
-          <w:color w:val="2E74B5" w:themeColor="accent5" w:themeShade="BF"/>
-          <w:sz w:val="24"/>
-          <w:szCs w:val="24"/>
-        </w:rPr>
-        <w:t>withdraw(</w:t>
-      </w:r>
-      <w:proofErr w:type="gramEnd"/>
-      <w:r>
-        <w:rPr>
-          <w:b/>
-          <w:bCs/>
-          <w:color w:val="2E74B5" w:themeColor="accent5" w:themeShade="BF"/>
-          <w:sz w:val="24"/>
-          <w:szCs w:val="24"/>
-        </w:rPr>
-        <w:t xml:space="preserve">int </w:t>
-      </w:r>
-      <w:proofErr w:type="gramStart"/>
-      <w:r>
-        <w:rPr>
-          <w:b/>
-          <w:bCs/>
-          <w:color w:val="2E74B5" w:themeColor="accent5" w:themeShade="BF"/>
-          <w:sz w:val="24"/>
-          <w:szCs w:val="24"/>
-        </w:rPr>
-        <w:t>amount){</w:t>
-      </w:r>
-      <w:proofErr w:type="gramEnd"/>
-    </w:p>
-    <w:p>
-      <w:pPr>
-        <w:rPr>
-          <w:b/>
-          <w:bCs/>
-          <w:color w:val="2E74B5" w:themeColor="accent5" w:themeShade="BF"/>
-          <w:sz w:val="24"/>
-          <w:szCs w:val="24"/>
-        </w:rPr>
-      </w:pPr>
-      <w:r>
-        <w:rPr>
-          <w:b/>
-          <w:bCs/>
-          <w:color w:val="2E74B5" w:themeColor="accent5" w:themeShade="BF"/>
-          <w:sz w:val="24"/>
-          <w:szCs w:val="24"/>
-        </w:rPr>
-        <w:t xml:space="preserve">    Balance -= amount;</w:t>
-      </w:r>
-    </w:p>
-    <w:p>
-      <w:pPr>
-        <w:rPr>
-          <w:b/>
-          <w:bCs/>
-          <w:color w:val="2E74B5" w:themeColor="accent5" w:themeShade="BF"/>
-          <w:sz w:val="24"/>
-          <w:szCs w:val="24"/>
-        </w:rPr>
-      </w:pPr>
-      <w:r>
-        <w:rPr>
-          <w:b/>
-          <w:bCs/>
-          <w:color w:val="2E74B5" w:themeColor="accent5" w:themeShade="BF"/>
-          <w:sz w:val="24"/>
-          <w:szCs w:val="24"/>
-        </w:rPr>
-        <w:t xml:space="preserve">     </w:t>
-      </w:r>
-      <w:r>
-        <w:rPr>
-          <w:b/>
-          <w:bCs/>
-          <w:color w:val="2E74B5" w:themeColor="accent5" w:themeShade="BF"/>
-          <w:sz w:val="24"/>
-          <w:szCs w:val="24"/>
-        </w:rPr>
-        <w:t>}</w:t>
-      </w:r>
-    </w:p>
-    <w:p>
-      <w:pPr>
+      </w:pPr>
+      <w:r>
         <w:rPr>
           <w:b/>
           <w:bCs/>
@@ -1905,92 +1566,7 @@
           <w:sz w:val="24"/>
           <w:szCs w:val="24"/>
         </w:rPr>
-      </w:pPr>
-      <w:r>
-        <w:rPr>
-          <w:b/>
-          <w:bCs/>
-          <w:color w:val="7B7B7B" w:themeColor="accent3" w:themeShade="BF"/>
-          <w:sz w:val="24"/>
-          <w:szCs w:val="24"/>
-        </w:rPr>
-        <w:t>)</w:t>
-      </w:r>
-    </w:p>
-    <w:p>
-      <w:pPr>
-        <w:rPr>
-          <w:b/>
-          <w:bCs/>
-          <w:color w:val="7B7B7B" w:themeColor="accent3" w:themeShade="BF"/>
-          <w:sz w:val="24"/>
-          <w:szCs w:val="24"/>
-        </w:rPr>
-      </w:pPr>
-    </w:p>
-    <w:p>
-      <w:pPr>
-        <w:rPr>
-          <w:b/>
-          <w:bCs/>
-          <w:color w:val="7B7B7B" w:themeColor="accent3" w:themeShade="BF"/>
-          <w:sz w:val="24"/>
-          <w:szCs w:val="24"/>
-        </w:rPr>
-      </w:pPr>
-      <w:r>
-        <w:rPr>
-          <w:b/>
-          <w:bCs/>
-          <w:color w:val="7B7B7B" w:themeColor="accent3" w:themeShade="BF"/>
-          <w:sz w:val="24"/>
-          <w:szCs w:val="24"/>
-        </w:rPr>
-        <w:t xml:space="preserve">HERE deposit and withdraw are methods through which we can </w:t>
-      </w:r>
-      <w:proofErr w:type="spellStart"/>
-      <w:r>
-        <w:rPr>
-          <w:b/>
-          <w:bCs/>
-          <w:color w:val="7B7B7B" w:themeColor="accent3" w:themeShade="BF"/>
-          <w:sz w:val="24"/>
-          <w:szCs w:val="24"/>
-        </w:rPr>
-        <w:t>Acess</w:t>
-      </w:r>
-      <w:proofErr w:type="spellEnd"/>
-      <w:r>
-        <w:rPr>
-          <w:b/>
-          <w:bCs/>
-          <w:color w:val="7B7B7B" w:themeColor="accent3" w:themeShade="BF"/>
-          <w:sz w:val="24"/>
-          <w:szCs w:val="24"/>
-        </w:rPr>
-        <w:t xml:space="preserve"> the balance </w:t>
-      </w:r>
-      <w:proofErr w:type="gramStart"/>
-      <w:r>
-        <w:rPr>
-          <w:b/>
-          <w:bCs/>
-          <w:color w:val="7B7B7B" w:themeColor="accent3" w:themeShade="BF"/>
-          <w:sz w:val="24"/>
-          <w:szCs w:val="24"/>
-        </w:rPr>
-        <w:t>( the</w:t>
-      </w:r>
-      <w:proofErr w:type="gramEnd"/>
-      <w:r>
-        <w:rPr>
-          <w:b/>
-          <w:bCs/>
-          <w:color w:val="7B7B7B" w:themeColor="accent3" w:themeShade="BF"/>
-          <w:sz w:val="24"/>
-          <w:szCs w:val="24"/>
-        </w:rPr>
-        <w:t xml:space="preserve"> private member of the class)</w:t>
+        <w:t>HERE deposit and withdraw are methods through which we can Acess the balance ( the private member of the class)</w:t>
       </w:r>
     </w:p>
     <w:p>
@@ -2012,9 +1588,19 @@
           <w:szCs w:val="24"/>
           <w:highlight w:val="yellow"/>
         </w:rPr>
-        <w:t xml:space="preserve">HERE WE HAVE SIMPLY WRITE DEPOST AND WITHDRAW BUT WHEN WE WRITE BUSINESS </w:t>
-      </w:r>
-      <w:proofErr w:type="gramStart"/>
+        <w:t xml:space="preserve">HERE WE HAVE SIMPLY WRITE DEPOST AND WITHDRAW BUT WHEN WE WRITE BUSINESS LOGIC WE </w:t>
+      </w:r>
+      <w:r>
+        <w:rPr>
+          <w:b/>
+          <w:bCs/>
+          <w:color w:val="7B7B7B" w:themeColor="accent3" w:themeShade="BF"/>
+          <w:sz w:val="40"/>
+          <w:szCs w:val="40"/>
+          <w:highlight w:val="yellow"/>
+        </w:rPr>
+        <w:t>SET MULTIPLE VALIDATION</w:t>
+      </w:r>
       <w:r>
         <w:rPr>
           <w:b/>
@@ -2024,9 +1610,8 @@
           <w:szCs w:val="24"/>
           <w:highlight w:val="yellow"/>
         </w:rPr>
-        <w:t>LOGIC</w:t>
-      </w:r>
-      <w:proofErr w:type="gramEnd"/>
+        <w:t xml:space="preserve"> LIKE IF WE ARE WITHDRAWING THE AMOUNT THEN FIRSTLY WE CHECK THAT </w:t>
+      </w:r>
       <w:r>
         <w:rPr>
           <w:b/>
@@ -2036,18 +1621,7 @@
           <w:szCs w:val="24"/>
           <w:highlight w:val="yellow"/>
         </w:rPr>
-        <w:t xml:space="preserve"> WE </w:t>
-      </w:r>
-      <w:r>
-        <w:rPr>
-          <w:b/>
-          <w:bCs/>
-          <w:color w:val="7B7B7B" w:themeColor="accent3" w:themeShade="BF"/>
-          <w:sz w:val="40"/>
-          <w:szCs w:val="40"/>
-          <w:highlight w:val="yellow"/>
-        </w:rPr>
-        <w:t>SET MULTIPLE VALIDATION</w:t>
+        <w:t>MUCH AMOUNT IS AVAILABLE IN OUR ACCOUNT OR NOT</w:t>
       </w:r>
       <w:r>
         <w:rPr>
@@ -2056,23 +1630,20 @@
           <w:color w:val="7B7B7B" w:themeColor="accent3" w:themeShade="BF"/>
           <w:sz w:val="24"/>
           <w:szCs w:val="24"/>
-          <w:highlight w:val="yellow"/>
-        </w:rPr>
-        <w:t xml:space="preserve"> LIKE IF WE ARE WITHDRAWING THE AMOUNT THEN </w:t>
-      </w:r>
-      <w:proofErr w:type="gramStart"/>
-      <w:r>
+        </w:rPr>
+        <w:t xml:space="preserve"> </w:t>
+      </w:r>
+    </w:p>
+    <w:p>
+      <w:pPr>
         <w:rPr>
           <w:b/>
           <w:bCs/>
           <w:color w:val="7B7B7B" w:themeColor="accent3" w:themeShade="BF"/>
           <w:sz w:val="24"/>
           <w:szCs w:val="24"/>
-          <w:highlight w:val="yellow"/>
-        </w:rPr>
-        <w:t>FIRSTLY</w:t>
-      </w:r>
-      <w:proofErr w:type="gramEnd"/>
+        </w:rPr>
+      </w:pPr>
       <w:r>
         <w:rPr>
           <w:b/>
@@ -2080,22 +1651,23 @@
           <w:color w:val="7B7B7B" w:themeColor="accent3" w:themeShade="BF"/>
           <w:sz w:val="24"/>
           <w:szCs w:val="24"/>
-          <w:highlight w:val="yellow"/>
-        </w:rPr>
-        <w:t xml:space="preserve"> WE CHECK THAT </w:t>
-      </w:r>
-      <w:r>
+        </w:rPr>
+        <w:t>HERE OUR MAIN FOCUS IS TO RESTRICT THE DIRECT ACCESS TO DEPOSIT OR WITHDRAWAL</w:t>
+      </w:r>
+    </w:p>
+    <w:p>
+      <w:pPr>
         <w:rPr>
           <w:b/>
           <w:bCs/>
           <w:color w:val="7B7B7B" w:themeColor="accent3" w:themeShade="BF"/>
           <w:sz w:val="24"/>
           <w:szCs w:val="24"/>
-          <w:highlight w:val="yellow"/>
-        </w:rPr>
-        <w:t>MUCH AMOUNT IS AVAILABLE IN OUR ACCOUNT OR NOT</w:t>
-      </w:r>
-      <w:r>
+        </w:rPr>
+      </w:pPr>
+    </w:p>
+    <w:p>
+      <w:pPr>
         <w:rPr>
           <w:b/>
           <w:bCs/>
@@ -2103,11 +1675,8 @@
           <w:sz w:val="24"/>
           <w:szCs w:val="24"/>
         </w:rPr>
-        <w:t xml:space="preserve"> </w:t>
-      </w:r>
-    </w:p>
-    <w:p>
-      <w:pPr>
+      </w:pPr>
+      <w:r>
         <w:rPr>
           <w:b/>
           <w:bCs/>
@@ -2115,8 +1684,32 @@
           <w:sz w:val="24"/>
           <w:szCs w:val="24"/>
         </w:rPr>
-      </w:pPr>
-      <w:r>
+        <w:t>SYNTAX FOR IMPORT</w:t>
+      </w:r>
+    </w:p>
+    <w:p>
+      <w:pPr>
+        <w:rPr>
+          <w:b/>
+          <w:bCs/>
+          <w:color w:val="70AD47" w:themeColor="accent6"/>
+          <w:sz w:val="40"/>
+          <w:szCs w:val="40"/>
+        </w:rPr>
+      </w:pPr>
+      <w:r>
+        <w:rPr>
+          <w:b/>
+          <w:bCs/>
+          <w:color w:val="70AD47" w:themeColor="accent6"/>
+          <w:sz w:val="40"/>
+          <w:szCs w:val="40"/>
+        </w:rPr>
+        <w:t>Import packageName.ClassName</w:t>
+      </w:r>
+    </w:p>
+    <w:p>
+      <w:pPr>
         <w:rPr>
           <w:b/>
           <w:bCs/>
@@ -2124,8 +1717,7 @@
           <w:sz w:val="24"/>
           <w:szCs w:val="24"/>
         </w:rPr>
-        <w:t>HERE OUR MAIN FOCUS IS TO RESTRICT THE DIRECT ACCESS TO DEPOSIT OR WITHDRAWAL</w:t>
-      </w:r>
+      </w:pPr>
     </w:p>
     <w:p>
       <w:pPr>
@@ -2140,97 +1732,1390 @@
     </w:p>
     <w:p>
       <w:pPr>
-        <w:rPr>
-          <w:b/>
-          <w:bCs/>
-          <w:color w:val="7B7B7B" w:themeColor="accent3" w:themeShade="BF"/>
-          <w:sz w:val="24"/>
-          <w:szCs w:val="24"/>
-        </w:rPr>
-      </w:pPr>
-      <w:r>
-        <w:rPr>
-          <w:b/>
-          <w:bCs/>
-          <w:color w:val="7B7B7B" w:themeColor="accent3" w:themeShade="BF"/>
-          <w:sz w:val="24"/>
-          <w:szCs w:val="24"/>
-        </w:rPr>
-        <w:t>SYNTAX FOR IMPORT</w:t>
-      </w:r>
-    </w:p>
-    <w:p>
-      <w:pPr>
+        <w:ind w:left="2160" w:firstLine="720"/>
         <w:rPr>
           <w:b/>
           <w:bCs/>
           <w:color w:val="70AD47" w:themeColor="accent6"/>
+          <w:sz w:val="28"/>
+          <w:szCs w:val="28"/>
+        </w:rPr>
+      </w:pPr>
+      <w:r>
+        <w:rPr>
+          <w:b/>
+          <w:bCs/>
+          <w:color w:val="70AD47" w:themeColor="accent6"/>
+          <w:sz w:val="28"/>
+          <w:szCs w:val="28"/>
+        </w:rPr>
+        <w:t>PACKAGES IN JAVA</w:t>
+      </w:r>
+    </w:p>
+    <w:p>
+      <w:pPr>
+        <w:rPr>
+          <w:b/>
+          <w:bCs/>
+          <w:color w:val="EE0000"/>
+          <w:sz w:val="28"/>
+          <w:szCs w:val="28"/>
+        </w:rPr>
+      </w:pPr>
+      <w:r>
+        <w:rPr>
+          <w:b/>
+          <w:bCs/>
+          <w:color w:val="EE0000"/>
+          <w:sz w:val="28"/>
+          <w:szCs w:val="28"/>
+        </w:rPr>
+        <w:t xml:space="preserve">                                       /     </w:t>
+      </w:r>
+      <w:r>
+        <w:rPr>
+          <w:b/>
+          <w:bCs/>
+          <w:color w:val="EE0000"/>
+          <w:sz w:val="28"/>
+          <w:szCs w:val="28"/>
+        </w:rPr>
+        <w:tab/>
+      </w:r>
+      <w:r>
+        <w:rPr>
+          <w:b/>
+          <w:bCs/>
+          <w:color w:val="EE0000"/>
+          <w:sz w:val="28"/>
+          <w:szCs w:val="28"/>
+        </w:rPr>
+        <w:tab/>
+      </w:r>
+      <w:r>
+        <w:rPr>
+          <w:b/>
+          <w:bCs/>
+          <w:color w:val="EE0000"/>
+          <w:sz w:val="28"/>
+          <w:szCs w:val="28"/>
+        </w:rPr>
+        <w:tab/>
+        <w:t>\</w:t>
+      </w:r>
+    </w:p>
+    <w:p>
+      <w:pPr>
+        <w:rPr>
+          <w:b/>
+          <w:bCs/>
+          <w:color w:val="F4B083" w:themeColor="accent2" w:themeTint="99"/>
+          <w:sz w:val="28"/>
+          <w:szCs w:val="28"/>
+        </w:rPr>
+      </w:pPr>
+      <w:r>
+        <w:rPr>
+          <w:b/>
+          <w:bCs/>
+          <w:color w:val="F4B083" w:themeColor="accent2" w:themeTint="99"/>
+          <w:sz w:val="28"/>
+          <w:szCs w:val="28"/>
+        </w:rPr>
+        <w:t xml:space="preserve">                                    /</w:t>
+      </w:r>
+      <w:r>
+        <w:rPr>
+          <w:b/>
+          <w:bCs/>
+          <w:color w:val="F4B083" w:themeColor="accent2" w:themeTint="99"/>
+          <w:sz w:val="28"/>
+          <w:szCs w:val="28"/>
+        </w:rPr>
+        <w:tab/>
+      </w:r>
+      <w:r>
+        <w:rPr>
+          <w:b/>
+          <w:bCs/>
+          <w:color w:val="F4B083" w:themeColor="accent2" w:themeTint="99"/>
+          <w:sz w:val="28"/>
+          <w:szCs w:val="28"/>
+        </w:rPr>
+        <w:tab/>
+      </w:r>
+      <w:r>
+        <w:rPr>
+          <w:b/>
+          <w:bCs/>
+          <w:color w:val="F4B083" w:themeColor="accent2" w:themeTint="99"/>
+          <w:sz w:val="28"/>
+          <w:szCs w:val="28"/>
+        </w:rPr>
+        <w:tab/>
+      </w:r>
+      <w:r>
+        <w:rPr>
+          <w:b/>
+          <w:bCs/>
+          <w:color w:val="F4B083" w:themeColor="accent2" w:themeTint="99"/>
+          <w:sz w:val="28"/>
+          <w:szCs w:val="28"/>
+        </w:rPr>
+        <w:tab/>
+        <w:t xml:space="preserve">   \</w:t>
+      </w:r>
+    </w:p>
+    <w:p>
+      <w:pPr>
+        <w:rPr>
+          <w:b/>
+          <w:bCs/>
+          <w:color w:val="F4B083" w:themeColor="accent2" w:themeTint="99"/>
+          <w:sz w:val="28"/>
+          <w:szCs w:val="28"/>
+        </w:rPr>
+      </w:pPr>
+      <w:r>
+        <w:rPr>
+          <w:b/>
+          <w:bCs/>
+          <w:color w:val="F4B083" w:themeColor="accent2" w:themeTint="99"/>
+          <w:sz w:val="28"/>
+          <w:szCs w:val="28"/>
+        </w:rPr>
+        <w:t xml:space="preserve">                     USER DEFINED                                INBUILD PACKAGES </w:t>
+      </w:r>
+      <w:r>
+        <w:rPr>
+          <w:b/>
+          <w:bCs/>
+          <w:color w:val="F4B083" w:themeColor="accent2" w:themeTint="99"/>
+          <w:sz w:val="28"/>
+          <w:szCs w:val="28"/>
+        </w:rPr>
+        <w:t>(ex-&gt; java.util)</w:t>
+      </w:r>
+      <w:r>
+        <w:rPr>
+          <w:b/>
+          <w:bCs/>
+          <w:color w:val="F4B083" w:themeColor="accent2" w:themeTint="99"/>
+          <w:sz w:val="28"/>
+          <w:szCs w:val="28"/>
+        </w:rPr>
+        <w:t xml:space="preserve">     </w:t>
+      </w:r>
+    </w:p>
+    <w:p>
+      <w:pPr>
+        <w:rPr>
+          <w:b/>
+          <w:bCs/>
+          <w:color w:val="F4B083" w:themeColor="accent2" w:themeTint="99"/>
+          <w:sz w:val="28"/>
+          <w:szCs w:val="28"/>
+        </w:rPr>
+      </w:pPr>
+      <w:r>
+        <w:rPr>
+          <w:b/>
+          <w:bCs/>
+          <w:color w:val="F4B083" w:themeColor="accent2" w:themeTint="99"/>
+          <w:sz w:val="28"/>
+          <w:szCs w:val="28"/>
+        </w:rPr>
+        <w:tab/>
+      </w:r>
+      <w:r>
+        <w:rPr>
+          <w:b/>
+          <w:bCs/>
+          <w:color w:val="F4B083" w:themeColor="accent2" w:themeTint="99"/>
+          <w:sz w:val="28"/>
+          <w:szCs w:val="28"/>
+        </w:rPr>
+        <w:tab/>
+        <w:t>PACKAGES</w:t>
+      </w:r>
+    </w:p>
+    <w:p>
+      <w:pPr>
+        <w:rPr>
+          <w:b/>
+          <w:bCs/>
+          <w:color w:val="F4B083" w:themeColor="accent2" w:themeTint="99"/>
+          <w:sz w:val="28"/>
+          <w:szCs w:val="28"/>
+        </w:rPr>
+      </w:pPr>
+    </w:p>
+    <w:p>
+      <w:pPr>
+        <w:rPr>
+          <w:b/>
+          <w:bCs/>
+          <w:color w:val="000000" w:themeColor="text1"/>
+          <w:sz w:val="28"/>
+          <w:szCs w:val="28"/>
+        </w:rPr>
+      </w:pPr>
+      <w:r>
+        <w:rPr>
+          <w:b/>
+          <w:bCs/>
+          <w:color w:val="000000" w:themeColor="text1"/>
+          <w:sz w:val="28"/>
+          <w:szCs w:val="28"/>
+        </w:rPr>
+        <w:t>INHERITANCE</w:t>
+      </w:r>
+    </w:p>
+    <w:p>
+      <w:pPr>
+        <w:pStyle w:val="ListParagraph"/>
+        <w:numPr>
+          <w:ilvl w:val="0"/>
+          <w:numId w:val="3"/>
+        </w:numPr>
+        <w:rPr>
+          <w:b/>
+          <w:bCs/>
+          <w:color w:val="000000" w:themeColor="text1"/>
+          <w:sz w:val="28"/>
+          <w:szCs w:val="28"/>
+        </w:rPr>
+      </w:pPr>
+      <w:r>
+        <w:rPr>
+          <w:b/>
+          <w:bCs/>
+          <w:color w:val="000000" w:themeColor="text1"/>
+          <w:sz w:val="28"/>
+          <w:szCs w:val="28"/>
+        </w:rPr>
+        <w:t>CODE REUSABILITY</w:t>
+      </w:r>
+    </w:p>
+    <w:p>
+      <w:pPr>
+        <w:rPr>
+          <w:b/>
+          <w:bCs/>
+          <w:color w:val="000000" w:themeColor="text1"/>
+          <w:sz w:val="28"/>
+          <w:szCs w:val="28"/>
+        </w:rPr>
+      </w:pPr>
+      <w:r>
+        <w:rPr>
+          <w:b/>
+          <w:bCs/>
+          <w:color w:val="000000" w:themeColor="text1"/>
+          <w:sz w:val="28"/>
+          <w:szCs w:val="28"/>
+        </w:rPr>
+        <w:t>TYPES OF INHERITANCE</w:t>
+      </w:r>
+    </w:p>
+    <w:p>
+      <w:pPr>
+        <w:rPr>
+          <w:b/>
+          <w:bCs/>
+          <w:color w:val="70AD47" w:themeColor="accent6"/>
+          <w:sz w:val="28"/>
+          <w:szCs w:val="28"/>
+        </w:rPr>
+      </w:pPr>
+      <w:r>
+        <w:rPr>
+          <w:b/>
+          <w:bCs/>
+          <w:color w:val="70AD47" w:themeColor="accent6"/>
+          <w:sz w:val="28"/>
+          <w:szCs w:val="28"/>
+        </w:rPr>
+        <w:t>SIMPLE INHERITANCE</w:t>
+      </w:r>
+    </w:p>
+    <w:p>
+      <w:pPr>
+        <w:rPr>
+          <w:b/>
+          <w:bCs/>
+          <w:color w:val="70AD47" w:themeColor="accent6"/>
+          <w:sz w:val="28"/>
+          <w:szCs w:val="28"/>
+        </w:rPr>
+      </w:pPr>
+      <w:r>
+        <w:rPr>
+          <w:b/>
+          <w:bCs/>
+          <w:color w:val="70AD47" w:themeColor="accent6"/>
+          <w:sz w:val="28"/>
+          <w:szCs w:val="28"/>
+        </w:rPr>
+        <w:t>MULTILEVEL INHERITANCE</w:t>
+      </w:r>
+    </w:p>
+    <w:p>
+      <w:pPr>
+        <w:rPr>
+          <w:b/>
+          <w:bCs/>
+          <w:color w:val="70AD47" w:themeColor="accent6"/>
+          <w:sz w:val="28"/>
+          <w:szCs w:val="28"/>
+        </w:rPr>
+      </w:pPr>
+      <w:r>
+        <w:rPr>
+          <w:b/>
+          <w:bCs/>
+          <w:color w:val="70AD47" w:themeColor="accent6"/>
+          <w:sz w:val="28"/>
+          <w:szCs w:val="28"/>
+        </w:rPr>
+        <w:t>HIERARCHICAL INHERITANCE</w:t>
+      </w:r>
+    </w:p>
+    <w:p>
+      <w:pPr>
+        <w:rPr>
+          <w:b/>
+          <w:bCs/>
+          <w:color w:val="EE0000"/>
+          <w:sz w:val="28"/>
+          <w:szCs w:val="28"/>
+        </w:rPr>
+      </w:pPr>
+      <w:r>
+        <w:rPr>
+          <w:b/>
+          <w:bCs/>
+          <w:color w:val="EE0000"/>
+          <w:sz w:val="28"/>
+          <w:szCs w:val="28"/>
+        </w:rPr>
+        <w:t>MULTIPLE INHERITANCE(NOT SUPPORTED IN JAVA) WHERE A SINGLE CLASS IN HERITING PROPERTIES OF MULTIPLE CLASSES</w:t>
+      </w:r>
+    </w:p>
+    <w:p>
+      <w:pPr>
+        <w:rPr>
+          <w:b/>
+          <w:bCs/>
+          <w:color w:val="000000" w:themeColor="text1"/>
+          <w:sz w:val="28"/>
+          <w:szCs w:val="28"/>
+        </w:rPr>
+      </w:pPr>
+      <w:r>
+        <w:rPr>
+          <w:b/>
+          <w:bCs/>
+          <w:color w:val="000000" w:themeColor="text1"/>
+          <w:sz w:val="28"/>
+          <w:szCs w:val="28"/>
+        </w:rPr>
+        <w:t xml:space="preserve">WHY MULTIPLE INHERITANCE NOT SUPPORTED IN JAVA? </w:t>
+      </w:r>
+    </w:p>
+    <w:p>
+      <w:pPr>
+        <w:rPr>
+          <w:b/>
+          <w:bCs/>
+          <w:color w:val="EE0000"/>
+          <w:sz w:val="28"/>
+          <w:szCs w:val="28"/>
+        </w:rPr>
+      </w:pPr>
+      <w:r>
+        <w:rPr>
+          <w:b/>
+          <w:bCs/>
+          <w:color w:val="EE0000"/>
+          <w:sz w:val="28"/>
+          <w:szCs w:val="28"/>
+        </w:rPr>
+        <w:t>DUE TO DIAMOND PROBLEM</w:t>
+      </w:r>
+    </w:p>
+    <w:p>
+      <w:pPr>
+        <w:rPr>
+          <w:b/>
+          <w:bCs/>
+          <w:color w:val="EE0000"/>
+          <w:sz w:val="28"/>
+          <w:szCs w:val="28"/>
+        </w:rPr>
+      </w:pPr>
+      <w:r>
+        <w:rPr>
+          <w:b/>
+          <w:bCs/>
+          <w:color w:val="EE0000"/>
+          <w:sz w:val="28"/>
+          <w:szCs w:val="28"/>
+        </w:rPr>
+        <w:t xml:space="preserve">                                               A(SHOW FUNCTION)</w:t>
+      </w:r>
+    </w:p>
+    <w:p>
+      <w:pPr>
+        <w:rPr>
+          <w:b/>
+          <w:bCs/>
+          <w:color w:val="EE0000"/>
+          <w:sz w:val="28"/>
+          <w:szCs w:val="28"/>
+        </w:rPr>
+      </w:pPr>
+      <w:r>
+        <w:rPr>
+          <w:b/>
+          <w:bCs/>
+          <w:color w:val="EE0000"/>
+          <w:sz w:val="28"/>
+          <w:szCs w:val="28"/>
+        </w:rPr>
+        <w:t xml:space="preserve">                                          /           \</w:t>
+      </w:r>
+    </w:p>
+    <w:p>
+      <w:pPr>
+        <w:rPr>
+          <w:b/>
+          <w:bCs/>
+          <w:color w:val="EE0000"/>
+          <w:sz w:val="28"/>
+          <w:szCs w:val="28"/>
+        </w:rPr>
+      </w:pPr>
+      <w:r>
+        <w:rPr>
+          <w:b/>
+          <w:bCs/>
+          <w:color w:val="EE0000"/>
+          <w:sz w:val="28"/>
+          <w:szCs w:val="28"/>
+        </w:rPr>
+        <w:t xml:space="preserve"> </w:t>
+      </w:r>
+      <w:r>
+        <w:rPr>
+          <w:b/>
+          <w:bCs/>
+          <w:color w:val="EE0000"/>
+          <w:sz w:val="28"/>
+          <w:szCs w:val="28"/>
+        </w:rPr>
+        <w:tab/>
+        <w:t>(OWN)</w:t>
+      </w:r>
+      <w:r>
+        <w:rPr>
+          <w:b/>
+          <w:bCs/>
+          <w:color w:val="EE0000"/>
+          <w:sz w:val="28"/>
+          <w:szCs w:val="28"/>
+        </w:rPr>
+        <w:tab/>
+        <w:t xml:space="preserve">    B                C(C HAS ITS OWN SHOW FUNCTION)</w:t>
+      </w:r>
+    </w:p>
+    <w:p>
+      <w:pPr>
+        <w:rPr>
+          <w:b/>
+          <w:bCs/>
+          <w:color w:val="EE0000"/>
+          <w:sz w:val="28"/>
+          <w:szCs w:val="28"/>
+        </w:rPr>
+      </w:pPr>
+      <w:r>
+        <w:rPr>
+          <w:b/>
+          <w:bCs/>
+          <w:color w:val="EE0000"/>
+          <w:sz w:val="28"/>
+          <w:szCs w:val="28"/>
+        </w:rPr>
+        <w:t xml:space="preserve">                                          \          /</w:t>
+      </w:r>
+    </w:p>
+    <w:p>
+      <w:pPr>
+        <w:rPr>
+          <w:b/>
+          <w:bCs/>
+          <w:color w:val="EE0000"/>
+          <w:sz w:val="28"/>
+          <w:szCs w:val="28"/>
+        </w:rPr>
+      </w:pPr>
+      <w:r>
+        <w:rPr>
+          <w:b/>
+          <w:bCs/>
+          <w:color w:val="EE0000"/>
+          <w:sz w:val="28"/>
+          <w:szCs w:val="28"/>
+        </w:rPr>
+        <w:t xml:space="preserve">  </w:t>
+      </w:r>
+      <w:r>
+        <w:rPr>
+          <w:b/>
+          <w:bCs/>
+          <w:color w:val="EE0000"/>
+          <w:sz w:val="28"/>
+          <w:szCs w:val="28"/>
+        </w:rPr>
+        <w:tab/>
+      </w:r>
+      <w:r>
+        <w:rPr>
+          <w:b/>
+          <w:bCs/>
+          <w:color w:val="EE0000"/>
+          <w:sz w:val="28"/>
+          <w:szCs w:val="28"/>
+        </w:rPr>
+        <w:tab/>
+      </w:r>
+      <w:r>
+        <w:rPr>
+          <w:b/>
+          <w:bCs/>
+          <w:color w:val="EE0000"/>
+          <w:sz w:val="28"/>
+          <w:szCs w:val="28"/>
+        </w:rPr>
+        <w:tab/>
+      </w:r>
+      <w:r>
+        <w:rPr>
+          <w:b/>
+          <w:bCs/>
+          <w:color w:val="EE0000"/>
+          <w:sz w:val="28"/>
+          <w:szCs w:val="28"/>
+        </w:rPr>
+        <w:tab/>
+        <w:t xml:space="preserve">  D</w:t>
+      </w:r>
+    </w:p>
+    <w:p>
+      <w:pPr>
+        <w:rPr>
+          <w:b/>
+          <w:bCs/>
+          <w:color w:val="EE0000"/>
+          <w:sz w:val="28"/>
+          <w:szCs w:val="28"/>
+        </w:rPr>
+      </w:pPr>
+      <w:r>
+        <w:rPr>
+          <w:b/>
+          <w:bCs/>
+          <w:color w:val="EE0000"/>
+          <w:sz w:val="28"/>
+          <w:szCs w:val="28"/>
+        </w:rPr>
+        <w:t xml:space="preserve">HERE </w:t>
+      </w:r>
+      <w:r>
+        <w:rPr>
+          <w:b/>
+          <w:bCs/>
+          <w:color w:val="000000" w:themeColor="text1"/>
+          <w:sz w:val="28"/>
+          <w:szCs w:val="28"/>
+        </w:rPr>
+        <w:t xml:space="preserve">D </w:t>
+      </w:r>
+      <w:r>
+        <w:rPr>
+          <w:b/>
+          <w:bCs/>
+          <w:color w:val="EE0000"/>
+          <w:sz w:val="28"/>
+          <w:szCs w:val="28"/>
+        </w:rPr>
+        <w:t>CLASS IS INHERITING TWO CLASSES C AND B</w:t>
+      </w:r>
+    </w:p>
+    <w:p>
+      <w:pPr>
+        <w:pStyle w:val="ListParagraph"/>
+        <w:numPr>
+          <w:ilvl w:val="0"/>
+          <w:numId w:val="3"/>
+        </w:numPr>
+        <w:rPr>
+          <w:b/>
+          <w:bCs/>
+          <w:color w:val="EE0000"/>
+          <w:sz w:val="28"/>
+          <w:szCs w:val="28"/>
+        </w:rPr>
+      </w:pPr>
+      <w:r>
+        <w:rPr>
+          <w:b/>
+          <w:bCs/>
+          <w:color w:val="EE0000"/>
+          <w:sz w:val="28"/>
+          <w:szCs w:val="28"/>
+        </w:rPr>
+        <w:lastRenderedPageBreak/>
+        <w:t>IF WE CALL SHOW FUNCTION INSIDE D WITHOUT CREATING ITS OWN SHOW FUNCTION D WILL GET CONFUSE WHICH SHOW FUNCTION TO CALL EITHER B SHOW FUNCTION OR C SHOW FUNCTION</w:t>
+      </w:r>
+    </w:p>
+    <w:p>
+      <w:pPr>
+        <w:rPr>
+          <w:b/>
+          <w:bCs/>
+          <w:color w:val="EE0000"/>
+          <w:sz w:val="28"/>
+          <w:szCs w:val="28"/>
+        </w:rPr>
+      </w:pPr>
+    </w:p>
+    <w:p>
+      <w:pPr>
+        <w:pStyle w:val="ListParagraph"/>
+        <w:numPr>
+          <w:ilvl w:val="0"/>
+          <w:numId w:val="3"/>
+        </w:numPr>
+        <w:rPr>
+          <w:b/>
+          <w:bCs/>
+          <w:color w:val="000000" w:themeColor="text1"/>
+          <w:sz w:val="28"/>
+          <w:szCs w:val="28"/>
+        </w:rPr>
+      </w:pPr>
+      <w:r>
+        <w:rPr>
+          <w:b/>
+          <w:bCs/>
+          <w:color w:val="000000" w:themeColor="text1"/>
+          <w:sz w:val="28"/>
+          <w:szCs w:val="28"/>
+        </w:rPr>
+        <w:t xml:space="preserve">THIS MULTIPLE INHERITANCE CAN BE SUPPORTED IN JAVA BY THE HELP OF THE INTERFACES </w:t>
+      </w:r>
+    </w:p>
+    <w:p>
+      <w:pPr>
+        <w:pStyle w:val="ListParagraph"/>
+        <w:rPr>
+          <w:b/>
+          <w:bCs/>
+          <w:color w:val="000000" w:themeColor="text1"/>
+          <w:sz w:val="28"/>
+          <w:szCs w:val="28"/>
+        </w:rPr>
+      </w:pPr>
+    </w:p>
+    <w:p>
+      <w:pPr>
+        <w:rPr>
+          <w:b/>
+          <w:bCs/>
+          <w:color w:val="000000" w:themeColor="text1"/>
+          <w:sz w:val="28"/>
+          <w:szCs w:val="28"/>
+        </w:rPr>
+      </w:pPr>
+    </w:p>
+    <w:p>
+      <w:pPr>
+        <w:rPr>
+          <w:b/>
+          <w:bCs/>
+          <w:color w:val="000000" w:themeColor="text1"/>
+          <w:sz w:val="28"/>
+          <w:szCs w:val="28"/>
+        </w:rPr>
+      </w:pPr>
+      <w:r>
+        <w:rPr>
+          <w:b/>
+          <w:bCs/>
+          <w:color w:val="5B9BD5" w:themeColor="accent5"/>
           <w:sz w:val="40"/>
           <w:szCs w:val="40"/>
         </w:rPr>
+        <w:t>THIS KEYWORD</w:t>
+      </w:r>
+      <w:r>
+        <w:rPr>
+          <w:b/>
+          <w:bCs/>
+          <w:color w:val="5B9BD5" w:themeColor="accent5"/>
+          <w:sz w:val="28"/>
+          <w:szCs w:val="28"/>
+        </w:rPr>
+        <w:t xml:space="preserve"> </w:t>
+      </w:r>
+      <w:r>
+        <w:rPr>
+          <w:b/>
+          <w:bCs/>
+          <w:color w:val="000000" w:themeColor="text1"/>
+          <w:sz w:val="28"/>
+          <w:szCs w:val="28"/>
+        </w:rPr>
+        <w:t xml:space="preserve">-&gt; REFERENCE OF THE CURRENT OBJECT </w:t>
+      </w:r>
+    </w:p>
+    <w:p>
+      <w:pPr>
+        <w:rPr>
+          <w:b/>
+          <w:bCs/>
+          <w:color w:val="000000" w:themeColor="text1"/>
+          <w:sz w:val="28"/>
+          <w:szCs w:val="28"/>
+        </w:rPr>
+      </w:pPr>
+    </w:p>
+    <w:p>
+      <w:pPr>
+        <w:rPr>
+          <w:b/>
+          <w:bCs/>
+          <w:color w:val="000000" w:themeColor="text1"/>
+          <w:sz w:val="28"/>
+          <w:szCs w:val="28"/>
+        </w:rPr>
       </w:pPr>
       <w:r>
         <w:rPr>
           <w:b/>
           <w:bCs/>
           <w:color w:val="70AD47" w:themeColor="accent6"/>
-          <w:sz w:val="40"/>
-          <w:szCs w:val="40"/>
-        </w:rPr>
-        <w:t xml:space="preserve">Import </w:t>
-      </w:r>
-      <w:proofErr w:type="spellStart"/>
-      <w:r>
+          <w:sz w:val="28"/>
+          <w:szCs w:val="28"/>
+        </w:rPr>
+        <w:t xml:space="preserve">SUPER KEYWORD -&gt; </w:t>
+      </w:r>
+      <w:r>
+        <w:rPr>
+          <w:b/>
+          <w:bCs/>
+          <w:color w:val="000000" w:themeColor="text1"/>
+          <w:sz w:val="28"/>
+          <w:szCs w:val="28"/>
+        </w:rPr>
+        <w:t>REFERENCE OF THE PARENT OBJECT</w:t>
+      </w:r>
+    </w:p>
+    <w:p>
+      <w:pPr>
+        <w:rPr>
+          <w:color w:val="000000" w:themeColor="text1"/>
+          <w:sz w:val="28"/>
+          <w:szCs w:val="28"/>
+        </w:rPr>
+      </w:pPr>
+    </w:p>
+    <w:p>
+      <w:pPr>
+        <w:rPr>
+          <w:b/>
+          <w:bCs/>
+          <w:color w:val="000000" w:themeColor="text1"/>
+          <w:sz w:val="28"/>
+          <w:szCs w:val="28"/>
+        </w:rPr>
+      </w:pPr>
+      <w:r>
+        <w:rPr>
+          <w:b/>
+          <w:bCs/>
+          <w:color w:val="000000" w:themeColor="text1"/>
+          <w:sz w:val="28"/>
+          <w:szCs w:val="28"/>
+        </w:rPr>
+        <w:t>Class a{</w:t>
+      </w:r>
+    </w:p>
+    <w:p>
+      <w:pPr>
+        <w:rPr>
+          <w:b/>
+          <w:bCs/>
+          <w:color w:val="000000" w:themeColor="text1"/>
+          <w:sz w:val="28"/>
+          <w:szCs w:val="28"/>
+        </w:rPr>
+      </w:pPr>
+      <w:r>
+        <w:rPr>
+          <w:b/>
+          <w:bCs/>
+          <w:color w:val="000000" w:themeColor="text1"/>
+          <w:sz w:val="28"/>
+          <w:szCs w:val="28"/>
+        </w:rPr>
+        <w:t xml:space="preserve">   Int x = 4;</w:t>
+      </w:r>
+    </w:p>
+    <w:p>
+      <w:pPr>
+        <w:rPr>
+          <w:b/>
+          <w:bCs/>
+          <w:color w:val="000000" w:themeColor="text1"/>
+          <w:sz w:val="28"/>
+          <w:szCs w:val="28"/>
+        </w:rPr>
+      </w:pPr>
+      <w:r>
+        <w:rPr>
+          <w:b/>
+          <w:bCs/>
+          <w:color w:val="000000" w:themeColor="text1"/>
+          <w:sz w:val="28"/>
+          <w:szCs w:val="28"/>
+        </w:rPr>
+        <w:t>}</w:t>
+      </w:r>
+    </w:p>
+    <w:p>
+      <w:pPr>
+        <w:rPr>
+          <w:b/>
+          <w:bCs/>
+          <w:color w:val="000000" w:themeColor="text1"/>
+          <w:sz w:val="28"/>
+          <w:szCs w:val="28"/>
+        </w:rPr>
+      </w:pPr>
+    </w:p>
+    <w:p>
+      <w:pPr>
+        <w:rPr>
+          <w:b/>
+          <w:bCs/>
+          <w:color w:val="000000" w:themeColor="text1"/>
+          <w:sz w:val="28"/>
+          <w:szCs w:val="28"/>
+        </w:rPr>
+      </w:pPr>
+      <w:r>
+        <w:rPr>
+          <w:b/>
+          <w:bCs/>
+          <w:color w:val="000000" w:themeColor="text1"/>
+          <w:sz w:val="28"/>
+          <w:szCs w:val="28"/>
+        </w:rPr>
+        <w:t>Class b extends a{</w:t>
+      </w:r>
+    </w:p>
+    <w:p>
+      <w:pPr>
+        <w:rPr>
+          <w:b/>
+          <w:bCs/>
+          <w:color w:val="000000" w:themeColor="text1"/>
+          <w:sz w:val="28"/>
+          <w:szCs w:val="28"/>
+        </w:rPr>
+      </w:pPr>
+      <w:r>
+        <w:rPr>
+          <w:b/>
+          <w:bCs/>
+          <w:color w:val="000000" w:themeColor="text1"/>
+          <w:sz w:val="28"/>
+          <w:szCs w:val="28"/>
+        </w:rPr>
+        <w:t xml:space="preserve">    Int x = 7;</w:t>
+      </w:r>
+    </w:p>
+    <w:p>
+      <w:pPr>
+        <w:rPr>
+          <w:b/>
+          <w:bCs/>
+          <w:color w:val="EE0000"/>
+          <w:sz w:val="28"/>
+          <w:szCs w:val="28"/>
+        </w:rPr>
+      </w:pPr>
+      <w:r>
+        <w:rPr>
+          <w:b/>
+          <w:bCs/>
+          <w:color w:val="000000" w:themeColor="text1"/>
+          <w:sz w:val="28"/>
+          <w:szCs w:val="28"/>
+        </w:rPr>
+        <w:t xml:space="preserve">    System.out.println(x) -&gt; </w:t>
+      </w:r>
+      <w:r>
+        <w:rPr>
+          <w:b/>
+          <w:bCs/>
+          <w:color w:val="EE0000"/>
+          <w:sz w:val="28"/>
+          <w:szCs w:val="28"/>
+        </w:rPr>
+        <w:t>output -&gt; 7</w:t>
+      </w:r>
+    </w:p>
+    <w:p>
+      <w:pPr>
+        <w:rPr>
+          <w:b/>
+          <w:bCs/>
+          <w:color w:val="EE0000"/>
+          <w:sz w:val="28"/>
+          <w:szCs w:val="28"/>
+        </w:rPr>
+      </w:pPr>
+      <w:r>
+        <w:rPr>
+          <w:b/>
+          <w:bCs/>
+          <w:color w:val="000000" w:themeColor="text1"/>
+          <w:sz w:val="28"/>
+          <w:szCs w:val="28"/>
+        </w:rPr>
+        <w:t xml:space="preserve">    System.out.println(super.x) -&gt; </w:t>
+      </w:r>
+      <w:r>
+        <w:rPr>
+          <w:b/>
+          <w:bCs/>
+          <w:color w:val="EE0000"/>
+          <w:sz w:val="28"/>
+          <w:szCs w:val="28"/>
+        </w:rPr>
+        <w:t>output -&gt; 4</w:t>
+      </w:r>
+    </w:p>
+    <w:p>
+      <w:pPr>
+        <w:rPr>
+          <w:b/>
+          <w:bCs/>
+          <w:color w:val="EE0000"/>
+          <w:sz w:val="28"/>
+          <w:szCs w:val="28"/>
+        </w:rPr>
+      </w:pPr>
+    </w:p>
+    <w:p>
+      <w:pPr>
+        <w:rPr>
+          <w:b/>
+          <w:bCs/>
+          <w:color w:val="EE0000"/>
+          <w:sz w:val="28"/>
+          <w:szCs w:val="28"/>
+        </w:rPr>
+      </w:pPr>
+      <w:r>
+        <w:rPr>
+          <w:b/>
+          <w:bCs/>
+          <w:color w:val="EE0000"/>
+          <w:sz w:val="28"/>
+          <w:szCs w:val="28"/>
+        </w:rPr>
+        <w:t>}</w:t>
+      </w:r>
+    </w:p>
+    <w:p>
+      <w:pPr>
+        <w:pStyle w:val="ListParagraph"/>
+        <w:numPr>
+          <w:ilvl w:val="0"/>
+          <w:numId w:val="3"/>
+        </w:numPr>
+        <w:rPr>
+          <w:b/>
+          <w:bCs/>
+          <w:color w:val="EE0000"/>
+          <w:sz w:val="28"/>
+          <w:szCs w:val="28"/>
+        </w:rPr>
+      </w:pPr>
+      <w:r>
+        <w:rPr>
+          <w:b/>
+          <w:bCs/>
+          <w:color w:val="EE0000"/>
+          <w:sz w:val="28"/>
+          <w:szCs w:val="28"/>
+        </w:rPr>
+        <w:t xml:space="preserve">We can also Call parent class Methods using super </w:t>
+      </w:r>
+    </w:p>
+    <w:p>
+      <w:pPr>
+        <w:rPr>
+          <w:b/>
+          <w:bCs/>
+          <w:color w:val="EE0000"/>
+          <w:sz w:val="28"/>
+          <w:szCs w:val="28"/>
+        </w:rPr>
+      </w:pPr>
+    </w:p>
+    <w:p>
+      <w:pPr>
+        <w:rPr>
+          <w:b/>
+          <w:bCs/>
+          <w:color w:val="EE0000"/>
+          <w:sz w:val="48"/>
+          <w:szCs w:val="48"/>
+        </w:rPr>
+      </w:pPr>
+      <w:r>
+        <w:rPr>
+          <w:b/>
+          <w:bCs/>
+          <w:color w:val="EE0000"/>
+          <w:sz w:val="48"/>
+          <w:szCs w:val="48"/>
+        </w:rPr>
+        <w:t>IMP</w:t>
+      </w:r>
+    </w:p>
+    <w:p>
+      <w:pPr>
+        <w:rPr>
+          <w:b/>
+          <w:bCs/>
+          <w:color w:val="ED7D31" w:themeColor="accent2"/>
+          <w:sz w:val="28"/>
+          <w:szCs w:val="28"/>
+        </w:rPr>
+      </w:pPr>
+      <w:r>
+        <w:rPr>
+          <w:b/>
+          <w:bCs/>
+          <w:color w:val="ED7D31" w:themeColor="accent2"/>
+          <w:sz w:val="28"/>
+          <w:szCs w:val="28"/>
+        </w:rPr>
+        <w:t>CAN CALL PARENT CLASS CONSTRUCTOR USING SUPER KEYWORD</w:t>
+      </w:r>
+    </w:p>
+    <w:p>
+      <w:pPr>
+        <w:rPr>
+          <w:b/>
+          <w:bCs/>
+          <w:color w:val="ED7D31" w:themeColor="accent2"/>
+          <w:sz w:val="28"/>
+          <w:szCs w:val="28"/>
+        </w:rPr>
+      </w:pPr>
+    </w:p>
+    <w:p>
+      <w:pPr>
+        <w:rPr>
+          <w:b/>
+          <w:bCs/>
+          <w:color w:val="ED7D31" w:themeColor="accent2"/>
+          <w:sz w:val="28"/>
+          <w:szCs w:val="28"/>
+        </w:rPr>
+      </w:pPr>
+      <w:r>
+        <w:rPr>
+          <w:b/>
+          <w:bCs/>
+          <w:color w:val="ED7D31" w:themeColor="accent2"/>
+          <w:sz w:val="28"/>
+          <w:szCs w:val="28"/>
+        </w:rPr>
+        <w:lastRenderedPageBreak/>
+        <w:t>SUPER();</w:t>
+      </w:r>
+    </w:p>
+    <w:p>
+      <w:pPr>
+        <w:rPr>
+          <w:b/>
+          <w:bCs/>
+          <w:color w:val="ED7D31" w:themeColor="accent2"/>
+          <w:sz w:val="28"/>
+          <w:szCs w:val="28"/>
+        </w:rPr>
+      </w:pPr>
+    </w:p>
+    <w:p>
+      <w:pPr>
+        <w:rPr>
+          <w:b/>
+          <w:bCs/>
+          <w:color w:val="ED7D31" w:themeColor="accent2"/>
+          <w:sz w:val="28"/>
+          <w:szCs w:val="28"/>
+        </w:rPr>
+      </w:pPr>
+      <w:r>
+        <w:rPr>
+          <w:b/>
+          <w:bCs/>
+          <w:color w:val="ED7D31" w:themeColor="accent2"/>
+          <w:sz w:val="28"/>
+          <w:szCs w:val="28"/>
+        </w:rPr>
+        <w:t xml:space="preserve">EXCEPTION </w:t>
+      </w:r>
+      <w:r>
+        <w:rPr>
+          <w:b/>
+          <w:bCs/>
+          <w:color w:val="ED7D31" w:themeColor="accent2"/>
+          <w:sz w:val="28"/>
+          <w:szCs w:val="28"/>
+        </w:rPr>
+        <w:t xml:space="preserve"> and ERROR </w:t>
+      </w:r>
+      <w:r>
+        <w:rPr>
+          <w:b/>
+          <w:bCs/>
+          <w:color w:val="ED7D31" w:themeColor="accent2"/>
+          <w:sz w:val="28"/>
+          <w:szCs w:val="28"/>
+        </w:rPr>
+        <w:t xml:space="preserve">IN JAVA </w:t>
+      </w:r>
+    </w:p>
+    <w:p>
+      <w:pPr>
+        <w:rPr>
+          <w:b/>
+          <w:bCs/>
+          <w:color w:val="ED7D31" w:themeColor="accent2"/>
+          <w:sz w:val="28"/>
+          <w:szCs w:val="28"/>
+        </w:rPr>
+      </w:pPr>
+    </w:p>
+    <w:p>
+      <w:pPr>
+        <w:rPr>
+          <w:b/>
+          <w:bCs/>
+          <w:color w:val="ED7D31" w:themeColor="accent2"/>
+          <w:sz w:val="28"/>
+          <w:szCs w:val="28"/>
+        </w:rPr>
+      </w:pPr>
+      <w:r>
+        <w:rPr>
+          <w:color w:val="ED7D31" w:themeColor="accent2"/>
+          <w:sz w:val="28"/>
+          <w:szCs w:val="28"/>
+        </w:rPr>
+        <w:t xml:space="preserve">ERROR -&gt;  which you cannot handle  for example -&gt; </w:t>
+      </w:r>
+      <w:r>
+        <w:rPr>
+          <w:b/>
+          <w:bCs/>
+          <w:color w:val="ED7D31" w:themeColor="accent2"/>
+          <w:sz w:val="28"/>
+          <w:szCs w:val="28"/>
+        </w:rPr>
+        <w:t>stack OverFlow or Heap OverFlow  -&gt; call main function continuosly</w:t>
+      </w:r>
+    </w:p>
+    <w:p>
+      <w:pPr>
+        <w:rPr>
+          <w:b/>
+          <w:bCs/>
+          <w:color w:val="A5A5A5" w:themeColor="accent3"/>
+          <w:sz w:val="28"/>
+          <w:szCs w:val="28"/>
+        </w:rPr>
+      </w:pPr>
+    </w:p>
+    <w:p>
+      <w:pPr>
+        <w:rPr>
+          <w:b/>
+          <w:bCs/>
+          <w:color w:val="EE0000"/>
+          <w:sz w:val="28"/>
+          <w:szCs w:val="28"/>
+        </w:rPr>
+      </w:pPr>
+    </w:p>
+    <w:p>
+      <w:pPr>
+        <w:rPr>
+          <w:b/>
+          <w:bCs/>
+          <w:color w:val="EE0000"/>
+          <w:sz w:val="28"/>
+          <w:szCs w:val="28"/>
+        </w:rPr>
+      </w:pPr>
+    </w:p>
+    <w:p>
+      <w:pPr>
+        <w:rPr>
+          <w:b/>
+          <w:bCs/>
+          <w:color w:val="EE0000"/>
+          <w:sz w:val="28"/>
+          <w:szCs w:val="28"/>
+        </w:rPr>
+      </w:pPr>
+      <w:r>
+        <w:rPr>
+          <w:b/>
+          <w:bCs/>
+          <w:color w:val="EE0000"/>
+          <w:sz w:val="28"/>
+          <w:szCs w:val="28"/>
+        </w:rPr>
+        <w:t xml:space="preserve"> </w:t>
+      </w:r>
+    </w:p>
+    <w:p>
+      <w:pPr>
         <w:rPr>
           <w:b/>
           <w:bCs/>
           <w:color w:val="70AD47" w:themeColor="accent6"/>
-          <w:sz w:val="40"/>
-          <w:szCs w:val="40"/>
-        </w:rPr>
-        <w:t>packageName.ClassName</w:t>
-      </w:r>
-      <w:proofErr w:type="spellEnd"/>
-    </w:p>
-    <w:p>
-      <w:pPr>
-        <w:rPr>
-          <w:b/>
-          <w:bCs/>
-          <w:color w:val="7B7B7B" w:themeColor="accent3" w:themeShade="BF"/>
-          <w:sz w:val="24"/>
-          <w:szCs w:val="24"/>
-        </w:rPr>
-      </w:pPr>
-    </w:p>
-    <w:p>
-      <w:pPr>
-        <w:rPr>
-          <w:b/>
-          <w:bCs/>
-          <w:color w:val="7B7B7B" w:themeColor="accent3" w:themeShade="BF"/>
-          <w:sz w:val="24"/>
-          <w:szCs w:val="24"/>
-        </w:rPr>
-      </w:pPr>
-    </w:p>
-    <w:p>
-      <w:pPr>
-        <w:rPr>
-          <w:b/>
-          <w:bCs/>
-          <w:color w:val="70AD47" w:themeColor="accent6"/>
-          <w:sz w:val="28"/>
-          <w:szCs w:val="28"/>
-        </w:rPr>
-      </w:pPr>
-    </w:p>
-    <w:p>
-      <w:pPr>
-        <w:rPr>
-          <w:b/>
-          <w:bCs/>
-          <w:color w:val="EE0000"/>
+          <w:sz w:val="28"/>
+          <w:szCs w:val="28"/>
+        </w:rPr>
+      </w:pPr>
+    </w:p>
+    <w:p>
+      <w:pPr>
+        <w:rPr>
+          <w:b/>
+          <w:bCs/>
+          <w:color w:val="EE0000"/>
+          <w:sz w:val="28"/>
+          <w:szCs w:val="28"/>
+        </w:rPr>
+      </w:pPr>
+    </w:p>
+    <w:p>
+      <w:pPr>
+        <w:rPr>
+          <w:b/>
+          <w:bCs/>
+          <w:color w:val="EE0000"/>
+          <w:sz w:val="28"/>
+          <w:szCs w:val="28"/>
+        </w:rPr>
+      </w:pPr>
+    </w:p>
+    <w:p>
+      <w:pPr>
+        <w:rPr>
+          <w:b/>
+          <w:bCs/>
+          <w:color w:val="EE0000"/>
+          <w:sz w:val="28"/>
+          <w:szCs w:val="28"/>
+        </w:rPr>
+      </w:pPr>
+    </w:p>
+    <w:p>
+      <w:pPr>
+        <w:rPr>
+          <w:b/>
+          <w:bCs/>
+          <w:color w:val="EE0000"/>
+          <w:sz w:val="28"/>
+          <w:szCs w:val="28"/>
+        </w:rPr>
+      </w:pPr>
+    </w:p>
+    <w:p>
+      <w:pPr>
+        <w:rPr>
+          <w:b/>
+          <w:bCs/>
+          <w:color w:val="000000" w:themeColor="text1"/>
+          <w:sz w:val="28"/>
+          <w:szCs w:val="28"/>
+        </w:rPr>
+      </w:pPr>
+    </w:p>
+    <w:p>
+      <w:pPr>
+        <w:rPr>
+          <w:b/>
+          <w:bCs/>
+          <w:color w:val="000000" w:themeColor="text1"/>
+          <w:sz w:val="28"/>
+          <w:szCs w:val="28"/>
+        </w:rPr>
+      </w:pPr>
+    </w:p>
+    <w:p>
+      <w:pPr>
+        <w:rPr>
+          <w:b/>
+          <w:bCs/>
+          <w:color w:val="000000" w:themeColor="text1"/>
+          <w:sz w:val="28"/>
+          <w:szCs w:val="28"/>
+        </w:rPr>
+      </w:pPr>
+    </w:p>
+    <w:p>
+      <w:pPr>
+        <w:rPr>
+          <w:b/>
+          <w:bCs/>
+          <w:color w:val="000000" w:themeColor="text1"/>
+          <w:sz w:val="28"/>
+          <w:szCs w:val="28"/>
+        </w:rPr>
+      </w:pPr>
+    </w:p>
+    <w:p>
+      <w:pPr>
+        <w:rPr>
+          <w:b/>
+          <w:bCs/>
+          <w:color w:val="F4B083" w:themeColor="accent2" w:themeTint="99"/>
+          <w:sz w:val="28"/>
+          <w:szCs w:val="28"/>
+        </w:rPr>
+      </w:pPr>
+    </w:p>
+    <w:p>
+      <w:pPr>
+        <w:rPr>
+          <w:b/>
+          <w:bCs/>
+          <w:color w:val="F4B083" w:themeColor="accent2" w:themeTint="99"/>
           <w:sz w:val="28"/>
           <w:szCs w:val="28"/>
         </w:rPr>
@@ -2422,6 +3307,118 @@
     </w:lvl>
   </w:abstractNum>
   <w:abstractNum w:abstractNumId="1" w15:restartNumberingAfterBreak="0">
+    <w:nsid w:val="33FC7A5E"/>
+    <w:multiLevelType w:val="hybridMultilevel"/>
+    <w:tmpl w:val="86DC35BE"/>
+    <w:lvl w:ilvl="0" w:tplc="89364D22">
+      <w:numFmt w:val="bullet"/>
+      <w:lvlText w:val=""/>
+      <w:lvlJc w:val="left"/>
+      <w:pPr>
+        <w:ind w:left="720" w:hanging="360"/>
+      </w:pPr>
+      <w:rPr>
+        <w:rFonts w:ascii="Wingdings" w:eastAsiaTheme="minorHAnsi" w:hAnsi="Wingdings" w:cstheme="minorBidi" w:hint="default"/>
+      </w:rPr>
+    </w:lvl>
+    <w:lvl w:ilvl="1" w:tplc="40090003" w:tentative="1">
+      <w:start w:val="1"/>
+      <w:numFmt w:val="bullet"/>
+      <w:lvlText w:val="o"/>
+      <w:lvlJc w:val="left"/>
+      <w:pPr>
+        <w:ind w:left="1440" w:hanging="360"/>
+      </w:pPr>
+      <w:rPr>
+        <w:rFonts w:ascii="Courier New" w:hAnsi="Courier New" w:cs="Courier New" w:hint="default"/>
+      </w:rPr>
+    </w:lvl>
+    <w:lvl w:ilvl="2" w:tplc="40090005" w:tentative="1">
+      <w:start w:val="1"/>
+      <w:numFmt w:val="bullet"/>
+      <w:lvlText w:val=""/>
+      <w:lvlJc w:val="left"/>
+      <w:pPr>
+        <w:ind w:left="2160" w:hanging="360"/>
+      </w:pPr>
+      <w:rPr>
+        <w:rFonts w:ascii="Wingdings" w:hAnsi="Wingdings" w:hint="default"/>
+      </w:rPr>
+    </w:lvl>
+    <w:lvl w:ilvl="3" w:tplc="40090001" w:tentative="1">
+      <w:start w:val="1"/>
+      <w:numFmt w:val="bullet"/>
+      <w:lvlText w:val=""/>
+      <w:lvlJc w:val="left"/>
+      <w:pPr>
+        <w:ind w:left="2880" w:hanging="360"/>
+      </w:pPr>
+      <w:rPr>
+        <w:rFonts w:ascii="Symbol" w:hAnsi="Symbol" w:hint="default"/>
+      </w:rPr>
+    </w:lvl>
+    <w:lvl w:ilvl="4" w:tplc="40090003" w:tentative="1">
+      <w:start w:val="1"/>
+      <w:numFmt w:val="bullet"/>
+      <w:lvlText w:val="o"/>
+      <w:lvlJc w:val="left"/>
+      <w:pPr>
+        <w:ind w:left="3600" w:hanging="360"/>
+      </w:pPr>
+      <w:rPr>
+        <w:rFonts w:ascii="Courier New" w:hAnsi="Courier New" w:cs="Courier New" w:hint="default"/>
+      </w:rPr>
+    </w:lvl>
+    <w:lvl w:ilvl="5" w:tplc="40090005" w:tentative="1">
+      <w:start w:val="1"/>
+      <w:numFmt w:val="bullet"/>
+      <w:lvlText w:val=""/>
+      <w:lvlJc w:val="left"/>
+      <w:pPr>
+        <w:ind w:left="4320" w:hanging="360"/>
+      </w:pPr>
+      <w:rPr>
+        <w:rFonts w:ascii="Wingdings" w:hAnsi="Wingdings" w:hint="default"/>
+      </w:rPr>
+    </w:lvl>
+    <w:lvl w:ilvl="6" w:tplc="40090001" w:tentative="1">
+      <w:start w:val="1"/>
+      <w:numFmt w:val="bullet"/>
+      <w:lvlText w:val=""/>
+      <w:lvlJc w:val="left"/>
+      <w:pPr>
+        <w:ind w:left="5040" w:hanging="360"/>
+      </w:pPr>
+      <w:rPr>
+        <w:rFonts w:ascii="Symbol" w:hAnsi="Symbol" w:hint="default"/>
+      </w:rPr>
+    </w:lvl>
+    <w:lvl w:ilvl="7" w:tplc="40090003" w:tentative="1">
+      <w:start w:val="1"/>
+      <w:numFmt w:val="bullet"/>
+      <w:lvlText w:val="o"/>
+      <w:lvlJc w:val="left"/>
+      <w:pPr>
+        <w:ind w:left="5760" w:hanging="360"/>
+      </w:pPr>
+      <w:rPr>
+        <w:rFonts w:ascii="Courier New" w:hAnsi="Courier New" w:cs="Courier New" w:hint="default"/>
+      </w:rPr>
+    </w:lvl>
+    <w:lvl w:ilvl="8" w:tplc="40090005" w:tentative="1">
+      <w:start w:val="1"/>
+      <w:numFmt w:val="bullet"/>
+      <w:lvlText w:val=""/>
+      <w:lvlJc w:val="left"/>
+      <w:pPr>
+        <w:ind w:left="6480" w:hanging="360"/>
+      </w:pPr>
+      <w:rPr>
+        <w:rFonts w:ascii="Wingdings" w:hAnsi="Wingdings" w:hint="default"/>
+      </w:rPr>
+    </w:lvl>
+  </w:abstractNum>
+  <w:abstractNum w:abstractNumId="2" w15:restartNumberingAfterBreak="0">
     <w:nsid w:val="5AA37807"/>
     <w:multiLevelType w:val="hybridMultilevel"/>
     <w:tmpl w:val="BDAC1E00"/>
@@ -2538,6 +3535,9 @@
     <w:abstractNumId w:val="0"/>
   </w:num>
   <w:num w:numId="2" w16cid:durableId="1175194702">
+    <w:abstractNumId w:val="2"/>
+  </w:num>
+  <w:num w:numId="3" w16cid:durableId="1476797613">
     <w:abstractNumId w:val="1"/>
   </w:num>
 </w:numbering>
@@ -3146,6 +4146,7 @@
   <w:style w:type="character" w:default="1" w:styleId="DefaultParagraphFont">
     <w:name w:val="Default Paragraph Font"/>
     <w:uiPriority w:val="1"/>
+    <w:semiHidden/>
     <w:unhideWhenUsed/>
   </w:style>
   <w:style w:type="table" w:default="1" w:styleId="TableNormal">
